--- a/CURRENCY_CONVERTER_API_Docs.docx
+++ b/CURRENCY_CONVERTER_API_Docs.docx
@@ -11,7 +11,7 @@
         <w:rPr>
           <w:b/>
           <w:bCs/>
-          <w:color w:val="1a1a1a"/>
+          <w:color w:val="111111"/>
           <w:sz w:val="44"/>
           <w:szCs w:val="44"/>
         </w:rPr>
@@ -25,7 +25,7 @@
       </w:pPr>
       <w:r>
         <w:rPr>
-          <w:color w:val="555555"/>
+          <w:color w:val="444444"/>
           <w:sz w:val="26"/>
           <w:szCs w:val="26"/>
         </w:rPr>
@@ -39,25 +39,25 @@
       </w:pPr>
       <w:r>
         <w:rPr>
-          <w:color w:val="555555"/>
-          <w:sz w:val="18"/>
-          <w:szCs w:val="18"/>
+          <w:color w:val="444444"/>
+          <w:sz w:val="19"/>
+          <w:szCs w:val="19"/>
         </w:rPr>
         <w:t xml:space="preserve">FUTM-SWE-221   Project 6   Developed by Aisha</w:t>
       </w:r>
     </w:p>
     <w:p>
       <w:pPr>
-        <w:spacing w:after="400"/>
+        <w:spacing w:after="360"/>
         <w:jc w:val="center"/>
       </w:pPr>
       <w:r>
         <w:rPr>
-          <w:color w:val="555555"/>
-          <w:sz w:val="16"/>
-          <w:szCs w:val="16"/>
-        </w:rPr>
-        <w:t xml:space="preserve">API: Open Exchange Rates (openexchangerates.org)   App ID: 9069645b9f1f4dc4bb634627a5e6d9d4</w:t>
+          <w:color w:val="444444"/>
+          <w:sz w:val="17"/>
+          <w:szCs w:val="17"/>
+        </w:rPr>
+        <w:t xml:space="preserve">API: Open Exchange Rates   openexchangerates.org   App ID: 9069645b9f1f4dc4bb634627a5e6d9d4</w:t>
       </w:r>
     </w:p>
     <w:p>
@@ -69,7 +69,7 @@
         <w:rPr>
           <w:b/>
           <w:bCs/>
-          <w:color w:val="1a1a1a"/>
+          <w:color w:val="111111"/>
           <w:sz w:val="26"/>
           <w:szCs w:val="26"/>
         </w:rPr>
@@ -82,7 +82,7 @@
       </w:pPr>
       <w:r>
         <w:rPr>
-          <w:color w:val="555555"/>
+          <w:color w:val="444444"/>
           <w:sz w:val="19"/>
           <w:szCs w:val="19"/>
         </w:rPr>
@@ -98,7 +98,7 @@
         <w:rPr>
           <w:b/>
           <w:bCs/>
-          <w:color w:val="1a1a1a"/>
+          <w:color w:val="111111"/>
           <w:sz w:val="26"/>
           <w:szCs w:val="26"/>
         </w:rPr>
@@ -124,35 +124,35 @@
       <w:tr>
         <w:tc>
           <w:tcPr>
-            <w:tcW w:type="pct" w:w="30%"/>
-            <w:shd w:fill="f5f5f5" w:color="f5f5f5" w:val="solid"/>
+            <w:shd w:fill="dddddd" w:color="dddddd" w:val="solid"/>
           </w:tcPr>
           <w:p>
             <w:r>
               <w:rPr>
                 <w:b/>
                 <w:bCs/>
-                <w:color w:val="1a1a1a"/>
-                <w:sz w:val="17"/>
-                <w:szCs w:val="17"/>
-              </w:rPr>
-              <w:t xml:space="preserve">Planning</w:t>
-            </w:r>
-          </w:p>
-        </w:tc>
-        <w:tc>
-          <w:tcPr>
-            <w:tcW w:type="pct" w:w="70%"/>
-            <w:shd w:fill="f5f5f5" w:color="f5f5f5" w:val="solid"/>
-          </w:tcPr>
-          <w:p>
-            <w:r>
-              <w:rPr>
-                <w:color w:val="555555"/>
-                <w:sz w:val="17"/>
-                <w:szCs w:val="17"/>
-              </w:rPr>
-              <w:t xml:space="preserve">Identified five currencies for Nigeria. Selected Open Exchange Rates as the free API provider.</w:t>
+                <w:color w:val="111111"/>
+                <w:sz w:val="16"/>
+                <w:szCs w:val="16"/>
+              </w:rPr>
+              <w:t xml:space="preserve">Phase</w:t>
+            </w:r>
+          </w:p>
+        </w:tc>
+        <w:tc>
+          <w:tcPr>
+            <w:shd w:fill="dddddd" w:color="dddddd" w:val="solid"/>
+          </w:tcPr>
+          <w:p>
+            <w:r>
+              <w:rPr>
+                <w:b/>
+                <w:bCs/>
+                <w:color w:val="111111"/>
+                <w:sz w:val="16"/>
+                <w:szCs w:val="16"/>
+              </w:rPr>
+              <w:t xml:space="preserve">Details</w:t>
             </w:r>
           </w:p>
         </w:tc>
@@ -160,35 +160,35 @@
       <w:tr>
         <w:tc>
           <w:tcPr>
-            <w:tcW w:type="pct" w:w="30%"/>
-            <w:shd/>
+            <w:tcW w:type="pct" w:w="28%"/>
+            <w:shd w:fill="f5f5f5" w:color="f5f5f5" w:val="solid"/>
           </w:tcPr>
           <w:p>
             <w:r>
               <w:rPr>
                 <w:b/>
                 <w:bCs/>
-                <w:color w:val="1a1a1a"/>
-                <w:sz w:val="17"/>
-                <w:szCs w:val="17"/>
-              </w:rPr>
-              <w:t xml:space="preserve">Analysis</w:t>
-            </w:r>
-          </w:p>
-        </w:tc>
-        <w:tc>
-          <w:tcPr>
-            <w:tcW w:type="pct" w:w="70%"/>
-            <w:shd/>
-          </w:tcPr>
-          <w:p>
-            <w:r>
-              <w:rPr>
-                <w:color w:val="555555"/>
-                <w:sz w:val="17"/>
-                <w:szCs w:val="17"/>
-              </w:rPr>
-              <w:t xml:space="preserve">End user is a market trader who needs quick NGN conversions on mobile with no sign-up.</w:t>
+                <w:color w:val="111111"/>
+                <w:sz w:val="17"/>
+                <w:szCs w:val="17"/>
+              </w:rPr>
+              <w:t xml:space="preserve">Planning</w:t>
+            </w:r>
+          </w:p>
+        </w:tc>
+        <w:tc>
+          <w:tcPr>
+            <w:tcW w:type="pct" w:w="72%"/>
+            <w:shd w:fill="f5f5f5" w:color="f5f5f5" w:val="solid"/>
+          </w:tcPr>
+          <w:p>
+            <w:r>
+              <w:rPr>
+                <w:color w:val="444444"/>
+                <w:sz w:val="17"/>
+                <w:szCs w:val="17"/>
+              </w:rPr>
+              <w:t xml:space="preserve">Identified five currencies for Nigeria. Selected Open Exchange Rates as the free API provider.</w:t>
             </w:r>
           </w:p>
         </w:tc>
@@ -196,35 +196,35 @@
       <w:tr>
         <w:tc>
           <w:tcPr>
-            <w:tcW w:type="pct" w:w="30%"/>
-            <w:shd w:fill="f5f5f5" w:color="f5f5f5" w:val="solid"/>
+            <w:tcW w:type="pct" w:w="28%"/>
+            <w:shd/>
           </w:tcPr>
           <w:p>
             <w:r>
               <w:rPr>
                 <w:b/>
                 <w:bCs/>
-                <w:color w:val="1a1a1a"/>
-                <w:sz w:val="17"/>
-                <w:szCs w:val="17"/>
-              </w:rPr>
-              <w:t xml:space="preserve">Design</w:t>
-            </w:r>
-          </w:p>
-        </w:tc>
-        <w:tc>
-          <w:tcPr>
-            <w:tcW w:type="pct" w:w="70%"/>
-            <w:shd w:fill="f5f5f5" w:color="f5f5f5" w:val="solid"/>
-          </w:tcPr>
-          <w:p>
-            <w:r>
-              <w:rPr>
-                <w:color w:val="555555"/>
-                <w:sz w:val="17"/>
-                <w:szCs w:val="17"/>
-              </w:rPr>
-              <w:t xml:space="preserve">Single-page mobile-first UI with large result display and currency swap button.</w:t>
+                <w:color w:val="111111"/>
+                <w:sz w:val="17"/>
+                <w:szCs w:val="17"/>
+              </w:rPr>
+              <w:t xml:space="preserve">Analysis</w:t>
+            </w:r>
+          </w:p>
+        </w:tc>
+        <w:tc>
+          <w:tcPr>
+            <w:tcW w:type="pct" w:w="72%"/>
+            <w:shd/>
+          </w:tcPr>
+          <w:p>
+            <w:r>
+              <w:rPr>
+                <w:color w:val="444444"/>
+                <w:sz w:val="17"/>
+                <w:szCs w:val="17"/>
+              </w:rPr>
+              <w:t xml:space="preserve">End user is a market trader who needs quick NGN conversions on mobile with no sign-up required.</w:t>
             </w:r>
           </w:p>
         </w:tc>
@@ -232,35 +232,35 @@
       <w:tr>
         <w:tc>
           <w:tcPr>
-            <w:tcW w:type="pct" w:w="30%"/>
-            <w:shd/>
+            <w:tcW w:type="pct" w:w="28%"/>
+            <w:shd w:fill="f5f5f5" w:color="f5f5f5" w:val="solid"/>
           </w:tcPr>
           <w:p>
             <w:r>
               <w:rPr>
                 <w:b/>
                 <w:bCs/>
-                <w:color w:val="1a1a1a"/>
-                <w:sz w:val="17"/>
-                <w:szCs w:val="17"/>
-              </w:rPr>
-              <w:t xml:space="preserve">Implementation</w:t>
-            </w:r>
-          </w:p>
-        </w:tc>
-        <w:tc>
-          <w:tcPr>
-            <w:tcW w:type="pct" w:w="70%"/>
-            <w:shd/>
-          </w:tcPr>
-          <w:p>
-            <w:r>
-              <w:rPr>
-                <w:color w:val="555555"/>
-                <w:sz w:val="17"/>
-                <w:szCs w:val="17"/>
-              </w:rPr>
-              <w:t xml:space="preserve">PHP and cURL call /latest.json. Formula: amount x (rate_TO / rate_FROM).</w:t>
+                <w:color w:val="111111"/>
+                <w:sz w:val="17"/>
+                <w:szCs w:val="17"/>
+              </w:rPr>
+              <w:t xml:space="preserve">Design</w:t>
+            </w:r>
+          </w:p>
+        </w:tc>
+        <w:tc>
+          <w:tcPr>
+            <w:tcW w:type="pct" w:w="72%"/>
+            <w:shd w:fill="f5f5f5" w:color="f5f5f5" w:val="solid"/>
+          </w:tcPr>
+          <w:p>
+            <w:r>
+              <w:rPr>
+                <w:color w:val="444444"/>
+                <w:sz w:val="17"/>
+                <w:szCs w:val="17"/>
+              </w:rPr>
+              <w:t xml:space="preserve">Single-page mobile-first UI with a large result display and currency swap button.</w:t>
             </w:r>
           </w:p>
         </w:tc>
@@ -268,35 +268,35 @@
       <w:tr>
         <w:tc>
           <w:tcPr>
-            <w:tcW w:type="pct" w:w="30%"/>
-            <w:shd w:fill="f5f5f5" w:color="f5f5f5" w:val="solid"/>
+            <w:tcW w:type="pct" w:w="28%"/>
+            <w:shd/>
           </w:tcPr>
           <w:p>
             <w:r>
               <w:rPr>
                 <w:b/>
                 <w:bCs/>
-                <w:color w:val="1a1a1a"/>
-                <w:sz w:val="17"/>
-                <w:szCs w:val="17"/>
-              </w:rPr>
-              <w:t xml:space="preserve">Testing</w:t>
-            </w:r>
-          </w:p>
-        </w:tc>
-        <w:tc>
-          <w:tcPr>
-            <w:tcW w:type="pct" w:w="70%"/>
-            <w:shd w:fill="f5f5f5" w:color="f5f5f5" w:val="solid"/>
-          </w:tcPr>
-          <w:p>
-            <w:r>
-              <w:rPr>
-                <w:color w:val="555555"/>
-                <w:sz w:val="17"/>
-                <w:szCs w:val="17"/>
-              </w:rPr>
-              <w:t xml:space="preserve">Tested NGN to USD, USD to NGN, NGN to GHS, EUR to GBP, zero amount, and same currency.</w:t>
+                <w:color w:val="111111"/>
+                <w:sz w:val="17"/>
+                <w:szCs w:val="17"/>
+              </w:rPr>
+              <w:t xml:space="preserve">Implementation</w:t>
+            </w:r>
+          </w:p>
+        </w:tc>
+        <w:tc>
+          <w:tcPr>
+            <w:tcW w:type="pct" w:w="72%"/>
+            <w:shd/>
+          </w:tcPr>
+          <w:p>
+            <w:r>
+              <w:rPr>
+                <w:color w:val="444444"/>
+                <w:sz w:val="17"/>
+                <w:szCs w:val="17"/>
+              </w:rPr>
+              <w:t xml:space="preserve">PHP and cURL call /latest.json. Formula: converted = amount x (rate_TO / rate_FROM).</w:t>
             </w:r>
           </w:p>
         </w:tc>
@@ -304,15 +304,51 @@
       <w:tr>
         <w:tc>
           <w:tcPr>
-            <w:tcW w:type="pct" w:w="30%"/>
-            <w:shd/>
+            <w:tcW w:type="pct" w:w="28%"/>
+            <w:shd w:fill="f5f5f5" w:color="f5f5f5" w:val="solid"/>
           </w:tcPr>
           <w:p>
             <w:r>
               <w:rPr>
                 <w:b/>
                 <w:bCs/>
-                <w:color w:val="1a1a1a"/>
+                <w:color w:val="111111"/>
+                <w:sz w:val="17"/>
+                <w:szCs w:val="17"/>
+              </w:rPr>
+              <w:t xml:space="preserve">Testing</w:t>
+            </w:r>
+          </w:p>
+        </w:tc>
+        <w:tc>
+          <w:tcPr>
+            <w:tcW w:type="pct" w:w="72%"/>
+            <w:shd w:fill="f5f5f5" w:color="f5f5f5" w:val="solid"/>
+          </w:tcPr>
+          <w:p>
+            <w:r>
+              <w:rPr>
+                <w:color w:val="444444"/>
+                <w:sz w:val="17"/>
+                <w:szCs w:val="17"/>
+              </w:rPr>
+              <w:t xml:space="preserve">Tested NGN to USD, USD to NGN, NGN to GHS, EUR to GBP, zero amounts, and same currency pairs.</w:t>
+            </w:r>
+          </w:p>
+        </w:tc>
+      </w:tr>
+      <w:tr>
+        <w:tc>
+          <w:tcPr>
+            <w:tcW w:type="pct" w:w="28%"/>
+            <w:shd/>
+          </w:tcPr>
+          <w:p>
+            <w:r>
+              <w:rPr>
+                <w:b/>
+                <w:bCs/>
+                <w:color w:val="111111"/>
                 <w:sz w:val="17"/>
                 <w:szCs w:val="17"/>
               </w:rPr>
@@ -322,13 +358,13 @@
         </w:tc>
         <w:tc>
           <w:tcPr>
-            <w:tcW w:type="pct" w:w="70%"/>
-            <w:shd/>
-          </w:tcPr>
-          <w:p>
-            <w:r>
-              <w:rPr>
-                <w:color w:val="555555"/>
+            <w:tcW w:type="pct" w:w="72%"/>
+            <w:shd/>
+          </w:tcPr>
+          <w:p>
+            <w:r>
+              <w:rPr>
+                <w:color w:val="444444"/>
                 <w:sz w:val="17"/>
                 <w:szCs w:val="17"/>
               </w:rPr>
@@ -347,7 +383,7 @@
         <w:rPr>
           <w:b/>
           <w:bCs/>
-          <w:color w:val="1a1a1a"/>
+          <w:color w:val="111111"/>
           <w:sz w:val="26"/>
           <w:szCs w:val="26"/>
         </w:rPr>
@@ -373,7 +409,7 @@
       <w:tr>
         <w:tc>
           <w:tcPr>
-            <w:tcW w:type="pct" w:w="30%"/>
+            <w:tcW w:type="pct" w:w="28%"/>
             <w:shd w:fill="f5f5f5" w:color="f5f5f5" w:val="solid"/>
           </w:tcPr>
           <w:p>
@@ -381,7 +417,7 @@
               <w:rPr>
                 <w:b/>
                 <w:bCs/>
-                <w:color w:val="1a1a1a"/>
+                <w:color w:val="111111"/>
                 <w:sz w:val="17"/>
                 <w:szCs w:val="17"/>
               </w:rPr>
@@ -391,13 +427,13 @@
         </w:tc>
         <w:tc>
           <w:tcPr>
-            <w:tcW w:type="pct" w:w="70%"/>
-            <w:shd w:fill="f5f5f5" w:color="f5f5f5" w:val="solid"/>
-          </w:tcPr>
-          <w:p>
-            <w:r>
-              <w:rPr>
-                <w:color w:val="555555"/>
+            <w:tcW w:type="pct" w:w="72%"/>
+            <w:shd w:fill="f5f5f5" w:color="f5f5f5" w:val="solid"/>
+          </w:tcPr>
+          <w:p>
+            <w:r>
+              <w:rPr>
+                <w:color w:val="444444"/>
                 <w:sz w:val="17"/>
                 <w:szCs w:val="17"/>
               </w:rPr>
@@ -409,7 +445,7 @@
       <w:tr>
         <w:tc>
           <w:tcPr>
-            <w:tcW w:type="pct" w:w="30%"/>
+            <w:tcW w:type="pct" w:w="28%"/>
             <w:shd/>
           </w:tcPr>
           <w:p>
@@ -417,7 +453,7 @@
               <w:rPr>
                 <w:b/>
                 <w:bCs/>
-                <w:color w:val="1a1a1a"/>
+                <w:color w:val="111111"/>
                 <w:sz w:val="17"/>
                 <w:szCs w:val="17"/>
               </w:rPr>
@@ -427,13 +463,13 @@
         </w:tc>
         <w:tc>
           <w:tcPr>
-            <w:tcW w:type="pct" w:w="70%"/>
-            <w:shd/>
-          </w:tcPr>
-          <w:p>
-            <w:r>
-              <w:rPr>
-                <w:color w:val="555555"/>
+            <w:tcW w:type="pct" w:w="72%"/>
+            <w:shd/>
+          </w:tcPr>
+          <w:p>
+            <w:r>
+              <w:rPr>
+                <w:color w:val="444444"/>
                 <w:sz w:val="17"/>
                 <w:szCs w:val="17"/>
               </w:rPr>
@@ -445,7 +481,7 @@
       <w:tr>
         <w:tc>
           <w:tcPr>
-            <w:tcW w:type="pct" w:w="30%"/>
+            <w:tcW w:type="pct" w:w="28%"/>
             <w:shd w:fill="f5f5f5" w:color="f5f5f5" w:val="solid"/>
           </w:tcPr>
           <w:p>
@@ -453,7 +489,7 @@
               <w:rPr>
                 <w:b/>
                 <w:bCs/>
-                <w:color w:val="1a1a1a"/>
+                <w:color w:val="111111"/>
                 <w:sz w:val="17"/>
                 <w:szCs w:val="17"/>
               </w:rPr>
@@ -463,13 +499,13 @@
         </w:tc>
         <w:tc>
           <w:tcPr>
-            <w:tcW w:type="pct" w:w="70%"/>
-            <w:shd w:fill="f5f5f5" w:color="f5f5f5" w:val="solid"/>
-          </w:tcPr>
-          <w:p>
-            <w:r>
-              <w:rPr>
-                <w:color w:val="555555"/>
+            <w:tcW w:type="pct" w:w="72%"/>
+            <w:shd w:fill="f5f5f5" w:color="f5f5f5" w:val="solid"/>
+          </w:tcPr>
+          <w:p>
+            <w:r>
+              <w:rPr>
+                <w:color w:val="444444"/>
                 <w:sz w:val="17"/>
                 <w:szCs w:val="17"/>
               </w:rPr>
@@ -481,7 +517,7 @@
       <w:tr>
         <w:tc>
           <w:tcPr>
-            <w:tcW w:type="pct" w:w="30%"/>
+            <w:tcW w:type="pct" w:w="28%"/>
             <w:shd/>
           </w:tcPr>
           <w:p>
@@ -489,7 +525,7 @@
               <w:rPr>
                 <w:b/>
                 <w:bCs/>
-                <w:color w:val="1a1a1a"/>
+                <w:color w:val="111111"/>
                 <w:sz w:val="17"/>
                 <w:szCs w:val="17"/>
               </w:rPr>
@@ -499,13 +535,13 @@
         </w:tc>
         <w:tc>
           <w:tcPr>
-            <w:tcW w:type="pct" w:w="70%"/>
-            <w:shd/>
-          </w:tcPr>
-          <w:p>
-            <w:r>
-              <w:rPr>
-                <w:color w:val="555555"/>
+            <w:tcW w:type="pct" w:w="72%"/>
+            <w:shd/>
+          </w:tcPr>
+          <w:p>
+            <w:r>
+              <w:rPr>
+                <w:color w:val="444444"/>
                 <w:sz w:val="17"/>
                 <w:szCs w:val="17"/>
               </w:rPr>
@@ -517,7 +553,7 @@
       <w:tr>
         <w:tc>
           <w:tcPr>
-            <w:tcW w:type="pct" w:w="30%"/>
+            <w:tcW w:type="pct" w:w="28%"/>
             <w:shd w:fill="f5f5f5" w:color="f5f5f5" w:val="solid"/>
           </w:tcPr>
           <w:p>
@@ -525,7 +561,7 @@
               <w:rPr>
                 <w:b/>
                 <w:bCs/>
-                <w:color w:val="1a1a1a"/>
+                <w:color w:val="111111"/>
                 <w:sz w:val="17"/>
                 <w:szCs w:val="17"/>
               </w:rPr>
@@ -535,13 +571,13 @@
         </w:tc>
         <w:tc>
           <w:tcPr>
-            <w:tcW w:type="pct" w:w="70%"/>
-            <w:shd w:fill="f5f5f5" w:color="f5f5f5" w:val="solid"/>
-          </w:tcPr>
-          <w:p>
-            <w:r>
-              <w:rPr>
-                <w:color w:val="555555"/>
+            <w:tcW w:type="pct" w:w="72%"/>
+            <w:shd w:fill="f5f5f5" w:color="f5f5f5" w:val="solid"/>
+          </w:tcPr>
+          <w:p>
+            <w:r>
+              <w:rPr>
+                <w:color w:val="444444"/>
                 <w:sz w:val="17"/>
                 <w:szCs w:val="17"/>
               </w:rPr>
@@ -553,7 +589,7 @@
       <w:tr>
         <w:tc>
           <w:tcPr>
-            <w:tcW w:type="pct" w:w="30%"/>
+            <w:tcW w:type="pct" w:w="28%"/>
             <w:shd/>
           </w:tcPr>
           <w:p>
@@ -561,7 +597,7 @@
               <w:rPr>
                 <w:b/>
                 <w:bCs/>
-                <w:color w:val="1a1a1a"/>
+                <w:color w:val="111111"/>
                 <w:sz w:val="17"/>
                 <w:szCs w:val="17"/>
               </w:rPr>
@@ -571,13 +607,13 @@
         </w:tc>
         <w:tc>
           <w:tcPr>
-            <w:tcW w:type="pct" w:w="70%"/>
-            <w:shd/>
-          </w:tcPr>
-          <w:p>
-            <w:r>
-              <w:rPr>
-                <w:color w:val="555555"/>
+            <w:tcW w:type="pct" w:w="72%"/>
+            <w:shd/>
+          </w:tcPr>
+          <w:p>
+            <w:r>
+              <w:rPr>
+                <w:color w:val="444444"/>
                 <w:sz w:val="17"/>
                 <w:szCs w:val="17"/>
               </w:rPr>
@@ -589,7 +625,7 @@
       <w:tr>
         <w:tc>
           <w:tcPr>
-            <w:tcW w:type="pct" w:w="30%"/>
+            <w:tcW w:type="pct" w:w="28%"/>
             <w:shd w:fill="f5f5f5" w:color="f5f5f5" w:val="solid"/>
           </w:tcPr>
           <w:p>
@@ -597,7 +633,7 @@
               <w:rPr>
                 <w:b/>
                 <w:bCs/>
-                <w:color w:val="1a1a1a"/>
+                <w:color w:val="111111"/>
                 <w:sz w:val="17"/>
                 <w:szCs w:val="17"/>
               </w:rPr>
@@ -607,17 +643,17 @@
         </w:tc>
         <w:tc>
           <w:tcPr>
-            <w:tcW w:type="pct" w:w="70%"/>
-            <w:shd w:fill="f5f5f5" w:color="f5f5f5" w:val="solid"/>
-          </w:tcPr>
-          <w:p>
-            <w:r>
-              <w:rPr>
-                <w:color w:val="555555"/>
-                <w:sz w:val="17"/>
-                <w:szCs w:val="17"/>
-              </w:rPr>
-              <w:t xml:space="preserve">Always USD on free plan.</w:t>
+            <w:tcW w:type="pct" w:w="72%"/>
+            <w:shd w:fill="f5f5f5" w:color="f5f5f5" w:val="solid"/>
+          </w:tcPr>
+          <w:p>
+            <w:r>
+              <w:rPr>
+                <w:color w:val="444444"/>
+                <w:sz w:val="17"/>
+                <w:szCs w:val="17"/>
+              </w:rPr>
+              <w:t xml:space="preserve">Always USD on free plan. Custom base requires a paid plan.</w:t>
             </w:r>
           </w:p>
         </w:tc>
@@ -625,7 +661,7 @@
       <w:tr>
         <w:tc>
           <w:tcPr>
-            <w:tcW w:type="pct" w:w="30%"/>
+            <w:tcW w:type="pct" w:w="28%"/>
             <w:shd/>
           </w:tcPr>
           <w:p>
@@ -633,7 +669,7 @@
               <w:rPr>
                 <w:b/>
                 <w:bCs/>
-                <w:color w:val="1a1a1a"/>
+                <w:color w:val="111111"/>
                 <w:sz w:val="17"/>
                 <w:szCs w:val="17"/>
               </w:rPr>
@@ -643,13 +679,13 @@
         </w:tc>
         <w:tc>
           <w:tcPr>
-            <w:tcW w:type="pct" w:w="70%"/>
-            <w:shd/>
-          </w:tcPr>
-          <w:p>
-            <w:r>
-              <w:rPr>
-                <w:color w:val="555555"/>
+            <w:tcW w:type="pct" w:w="72%"/>
+            <w:shd/>
+          </w:tcPr>
+          <w:p>
+            <w:r>
+              <w:rPr>
+                <w:color w:val="444444"/>
                 <w:sz w:val="17"/>
                 <w:szCs w:val="17"/>
               </w:rPr>
@@ -661,7 +697,7 @@
       <w:tr>
         <w:tc>
           <w:tcPr>
-            <w:tcW w:type="pct" w:w="30%"/>
+            <w:tcW w:type="pct" w:w="28%"/>
             <w:shd w:fill="f5f5f5" w:color="f5f5f5" w:val="solid"/>
           </w:tcPr>
           <w:p>
@@ -669,7 +705,7 @@
               <w:rPr>
                 <w:b/>
                 <w:bCs/>
-                <w:color w:val="1a1a1a"/>
+                <w:color w:val="111111"/>
                 <w:sz w:val="17"/>
                 <w:szCs w:val="17"/>
               </w:rPr>
@@ -679,13 +715,13 @@
         </w:tc>
         <w:tc>
           <w:tcPr>
-            <w:tcW w:type="pct" w:w="70%"/>
-            <w:shd w:fill="f5f5f5" w:color="f5f5f5" w:val="solid"/>
-          </w:tcPr>
-          <w:p>
-            <w:r>
-              <w:rPr>
-                <w:color w:val="555555"/>
+            <w:tcW w:type="pct" w:w="72%"/>
+            <w:shd w:fill="f5f5f5" w:color="f5f5f5" w:val="solid"/>
+          </w:tcPr>
+          <w:p>
+            <w:r>
+              <w:rPr>
+                <w:color w:val="444444"/>
                 <w:sz w:val="17"/>
                 <w:szCs w:val="17"/>
               </w:rPr>
@@ -704,7 +740,7 @@
         <w:rPr>
           <w:b/>
           <w:bCs/>
-          <w:color w:val="1a1a1a"/>
+          <w:color w:val="111111"/>
           <w:sz w:val="26"/>
           <w:szCs w:val="26"/>
         </w:rPr>
@@ -740,9 +776,9 @@
               <w:rPr>
                 <w:b/>
                 <w:bCs/>
-                <w:color w:val="1a1a1a"/>
-                <w:sz w:val="17"/>
-                <w:szCs w:val="17"/>
+                <w:color w:val="111111"/>
+                <w:sz w:val="16"/>
+                <w:szCs w:val="16"/>
               </w:rPr>
               <w:t xml:space="preserve">Code</w:t>
             </w:r>
@@ -757,9 +793,9 @@
               <w:rPr>
                 <w:b/>
                 <w:bCs/>
-                <w:color w:val="1a1a1a"/>
-                <w:sz w:val="17"/>
-                <w:szCs w:val="17"/>
+                <w:color w:val="111111"/>
+                <w:sz w:val="16"/>
+                <w:szCs w:val="16"/>
               </w:rPr>
               <w:t xml:space="preserve">Currency</w:t>
             </w:r>
@@ -774,9 +810,9 @@
               <w:rPr>
                 <w:b/>
                 <w:bCs/>
-                <w:color w:val="1a1a1a"/>
-                <w:sz w:val="17"/>
-                <w:szCs w:val="17"/>
+                <w:color w:val="111111"/>
+                <w:sz w:val="16"/>
+                <w:szCs w:val="16"/>
               </w:rPr>
               <w:t xml:space="preserve">Symbol</w:t>
             </w:r>
@@ -791,11 +827,11 @@
               <w:rPr>
                 <w:b/>
                 <w:bCs/>
-                <w:color w:val="1a1a1a"/>
-                <w:sz w:val="17"/>
-                <w:szCs w:val="17"/>
-              </w:rPr>
-              <w:t xml:space="preserve">Rate (per 1 USD)</w:t>
+                <w:color w:val="111111"/>
+                <w:sz w:val="16"/>
+                <w:szCs w:val="16"/>
+              </w:rPr>
+              <w:t xml:space="preserve">Rate per 1 USD</w:t>
             </w:r>
           </w:p>
         </w:tc>
@@ -808,9 +844,9 @@
               <w:rPr>
                 <w:b/>
                 <w:bCs/>
-                <w:color w:val="1a1a1a"/>
-                <w:sz w:val="17"/>
-                <w:szCs w:val="17"/>
+                <w:color w:val="111111"/>
+                <w:sz w:val="16"/>
+                <w:szCs w:val="16"/>
               </w:rPr>
               <w:t xml:space="preserve">Role</w:t>
             </w:r>
@@ -820,14 +856,14 @@
       <w:tr>
         <w:tc>
           <w:tcPr>
-            <w:shd/>
-          </w:tcPr>
-          <w:p>
-            <w:r>
-              <w:rPr>
-                <w:color w:val="555555"/>
-                <w:sz w:val="17"/>
-                <w:szCs w:val="17"/>
+            <w:shd w:fill="f5f5f5" w:color="f5f5f5" w:val="solid"/>
+          </w:tcPr>
+          <w:p>
+            <w:r>
+              <w:rPr>
+                <w:color w:val="444444"/>
+                <w:sz w:val="16"/>
+                <w:szCs w:val="16"/>
               </w:rPr>
               <w:t xml:space="preserve">NGN</w:t>
             </w:r>
@@ -835,14 +871,14 @@
         </w:tc>
         <w:tc>
           <w:tcPr>
-            <w:shd/>
-          </w:tcPr>
-          <w:p>
-            <w:r>
-              <w:rPr>
-                <w:color w:val="555555"/>
-                <w:sz w:val="17"/>
-                <w:szCs w:val="17"/>
+            <w:shd w:fill="f5f5f5" w:color="f5f5f5" w:val="solid"/>
+          </w:tcPr>
+          <w:p>
+            <w:r>
+              <w:rPr>
+                <w:color w:val="444444"/>
+                <w:sz w:val="16"/>
+                <w:szCs w:val="16"/>
               </w:rPr>
               <w:t xml:space="preserve">Nigerian Naira</w:t>
             </w:r>
@@ -850,14 +886,14 @@
         </w:tc>
         <w:tc>
           <w:tcPr>
-            <w:shd/>
-          </w:tcPr>
-          <w:p>
-            <w:r>
-              <w:rPr>
-                <w:color w:val="555555"/>
-                <w:sz w:val="17"/>
-                <w:szCs w:val="17"/>
+            <w:shd w:fill="f5f5f5" w:color="f5f5f5" w:val="solid"/>
+          </w:tcPr>
+          <w:p>
+            <w:r>
+              <w:rPr>
+                <w:color w:val="444444"/>
+                <w:sz w:val="16"/>
+                <w:szCs w:val="16"/>
               </w:rPr>
               <w:t xml:space="preserve">₦</w:t>
             </w:r>
@@ -865,14 +901,14 @@
         </w:tc>
         <w:tc>
           <w:tcPr>
-            <w:shd/>
-          </w:tcPr>
-          <w:p>
-            <w:r>
-              <w:rPr>
-                <w:color w:val="555555"/>
-                <w:sz w:val="17"/>
-                <w:szCs w:val="17"/>
+            <w:shd w:fill="f5f5f5" w:color="f5f5f5" w:val="solid"/>
+          </w:tcPr>
+          <w:p>
+            <w:r>
+              <w:rPr>
+                <w:color w:val="444444"/>
+                <w:sz w:val="16"/>
+                <w:szCs w:val="16"/>
               </w:rPr>
               <w:t xml:space="preserve">1370.500000</w:t>
             </w:r>
@@ -880,14 +916,14 @@
         </w:tc>
         <w:tc>
           <w:tcPr>
-            <w:shd/>
-          </w:tcPr>
-          <w:p>
-            <w:r>
-              <w:rPr>
-                <w:color w:val="555555"/>
-                <w:sz w:val="17"/>
-                <w:szCs w:val="17"/>
+            <w:shd w:fill="f5f5f5" w:color="f5f5f5" w:val="solid"/>
+          </w:tcPr>
+          <w:p>
+            <w:r>
+              <w:rPr>
+                <w:color w:val="444444"/>
+                <w:sz w:val="16"/>
+                <w:szCs w:val="16"/>
               </w:rPr>
               <w:t xml:space="preserve">Base / Anchor</w:t>
             </w:r>
@@ -897,14 +933,14 @@
       <w:tr>
         <w:tc>
           <w:tcPr>
-            <w:shd w:fill="f5f5f5" w:color="f5f5f5" w:val="solid"/>
-          </w:tcPr>
-          <w:p>
-            <w:r>
-              <w:rPr>
-                <w:color w:val="555555"/>
-                <w:sz w:val="17"/>
-                <w:szCs w:val="17"/>
+            <w:shd/>
+          </w:tcPr>
+          <w:p>
+            <w:r>
+              <w:rPr>
+                <w:color w:val="444444"/>
+                <w:sz w:val="16"/>
+                <w:szCs w:val="16"/>
               </w:rPr>
               <w:t xml:space="preserve">USD</w:t>
             </w:r>
@@ -912,14 +948,14 @@
         </w:tc>
         <w:tc>
           <w:tcPr>
-            <w:shd w:fill="f5f5f5" w:color="f5f5f5" w:val="solid"/>
-          </w:tcPr>
-          <w:p>
-            <w:r>
-              <w:rPr>
-                <w:color w:val="555555"/>
-                <w:sz w:val="17"/>
-                <w:szCs w:val="17"/>
+            <w:shd/>
+          </w:tcPr>
+          <w:p>
+            <w:r>
+              <w:rPr>
+                <w:color w:val="444444"/>
+                <w:sz w:val="16"/>
+                <w:szCs w:val="16"/>
               </w:rPr>
               <w:t xml:space="preserve">US Dollar</w:t>
             </w:r>
@@ -927,14 +963,14 @@
         </w:tc>
         <w:tc>
           <w:tcPr>
-            <w:shd w:fill="f5f5f5" w:color="f5f5f5" w:val="solid"/>
-          </w:tcPr>
-          <w:p>
-            <w:r>
-              <w:rPr>
-                <w:color w:val="555555"/>
-                <w:sz w:val="17"/>
-                <w:szCs w:val="17"/>
+            <w:shd/>
+          </w:tcPr>
+          <w:p>
+            <w:r>
+              <w:rPr>
+                <w:color w:val="444444"/>
+                <w:sz w:val="16"/>
+                <w:szCs w:val="16"/>
               </w:rPr>
               <w:t xml:space="preserve">$</w:t>
             </w:r>
@@ -942,14 +978,14 @@
         </w:tc>
         <w:tc>
           <w:tcPr>
-            <w:shd w:fill="f5f5f5" w:color="f5f5f5" w:val="solid"/>
-          </w:tcPr>
-          <w:p>
-            <w:r>
-              <w:rPr>
-                <w:color w:val="555555"/>
-                <w:sz w:val="17"/>
-                <w:szCs w:val="17"/>
+            <w:shd/>
+          </w:tcPr>
+          <w:p>
+            <w:r>
+              <w:rPr>
+                <w:color w:val="444444"/>
+                <w:sz w:val="16"/>
+                <w:szCs w:val="16"/>
               </w:rPr>
               <w:t xml:space="preserve">1.000000</w:t>
             </w:r>
@@ -957,14 +993,14 @@
         </w:tc>
         <w:tc>
           <w:tcPr>
-            <w:shd w:fill="f5f5f5" w:color="f5f5f5" w:val="solid"/>
-          </w:tcPr>
-          <w:p>
-            <w:r>
-              <w:rPr>
-                <w:color w:val="555555"/>
-                <w:sz w:val="17"/>
-                <w:szCs w:val="17"/>
+            <w:shd/>
+          </w:tcPr>
+          <w:p>
+            <w:r>
+              <w:rPr>
+                <w:color w:val="444444"/>
+                <w:sz w:val="16"/>
+                <w:szCs w:val="16"/>
               </w:rPr>
               <w:t xml:space="preserve">Target</w:t>
             </w:r>
@@ -974,14 +1010,14 @@
       <w:tr>
         <w:tc>
           <w:tcPr>
-            <w:shd/>
-          </w:tcPr>
-          <w:p>
-            <w:r>
-              <w:rPr>
-                <w:color w:val="555555"/>
-                <w:sz w:val="17"/>
-                <w:szCs w:val="17"/>
+            <w:shd w:fill="f5f5f5" w:color="f5f5f5" w:val="solid"/>
+          </w:tcPr>
+          <w:p>
+            <w:r>
+              <w:rPr>
+                <w:color w:val="444444"/>
+                <w:sz w:val="16"/>
+                <w:szCs w:val="16"/>
               </w:rPr>
               <w:t xml:space="preserve">EUR</w:t>
             </w:r>
@@ -989,14 +1025,14 @@
         </w:tc>
         <w:tc>
           <w:tcPr>
-            <w:shd/>
-          </w:tcPr>
-          <w:p>
-            <w:r>
-              <w:rPr>
-                <w:color w:val="555555"/>
-                <w:sz w:val="17"/>
-                <w:szCs w:val="17"/>
+            <w:shd w:fill="f5f5f5" w:color="f5f5f5" w:val="solid"/>
+          </w:tcPr>
+          <w:p>
+            <w:r>
+              <w:rPr>
+                <w:color w:val="444444"/>
+                <w:sz w:val="16"/>
+                <w:szCs w:val="16"/>
               </w:rPr>
               <w:t xml:space="preserve">Euro</w:t>
             </w:r>
@@ -1004,14 +1040,14 @@
         </w:tc>
         <w:tc>
           <w:tcPr>
-            <w:shd/>
-          </w:tcPr>
-          <w:p>
-            <w:r>
-              <w:rPr>
-                <w:color w:val="555555"/>
-                <w:sz w:val="17"/>
-                <w:szCs w:val="17"/>
+            <w:shd w:fill="f5f5f5" w:color="f5f5f5" w:val="solid"/>
+          </w:tcPr>
+          <w:p>
+            <w:r>
+              <w:rPr>
+                <w:color w:val="444444"/>
+                <w:sz w:val="16"/>
+                <w:szCs w:val="16"/>
               </w:rPr>
               <w:t xml:space="preserve">€</w:t>
             </w:r>
@@ -1019,14 +1055,14 @@
         </w:tc>
         <w:tc>
           <w:tcPr>
-            <w:shd/>
-          </w:tcPr>
-          <w:p>
-            <w:r>
-              <w:rPr>
-                <w:color w:val="555555"/>
-                <w:sz w:val="17"/>
-                <w:szCs w:val="17"/>
+            <w:shd w:fill="f5f5f5" w:color="f5f5f5" w:val="solid"/>
+          </w:tcPr>
+          <w:p>
+            <w:r>
+              <w:rPr>
+                <w:color w:val="444444"/>
+                <w:sz w:val="16"/>
+                <w:szCs w:val="16"/>
               </w:rPr>
               <w:t xml:space="preserve">0.880038</w:t>
             </w:r>
@@ -1034,14 +1070,14 @@
         </w:tc>
         <w:tc>
           <w:tcPr>
-            <w:shd/>
-          </w:tcPr>
-          <w:p>
-            <w:r>
-              <w:rPr>
-                <w:color w:val="555555"/>
-                <w:sz w:val="17"/>
-                <w:szCs w:val="17"/>
+            <w:shd w:fill="f5f5f5" w:color="f5f5f5" w:val="solid"/>
+          </w:tcPr>
+          <w:p>
+            <w:r>
+              <w:rPr>
+                <w:color w:val="444444"/>
+                <w:sz w:val="16"/>
+                <w:szCs w:val="16"/>
               </w:rPr>
               <w:t xml:space="preserve">Target</w:t>
             </w:r>
@@ -1051,14 +1087,14 @@
       <w:tr>
         <w:tc>
           <w:tcPr>
-            <w:shd w:fill="f5f5f5" w:color="f5f5f5" w:val="solid"/>
-          </w:tcPr>
-          <w:p>
-            <w:r>
-              <w:rPr>
-                <w:color w:val="555555"/>
-                <w:sz w:val="17"/>
-                <w:szCs w:val="17"/>
+            <w:shd/>
+          </w:tcPr>
+          <w:p>
+            <w:r>
+              <w:rPr>
+                <w:color w:val="444444"/>
+                <w:sz w:val="16"/>
+                <w:szCs w:val="16"/>
               </w:rPr>
               <w:t xml:space="preserve">GBP</w:t>
             </w:r>
@@ -1066,14 +1102,14 @@
         </w:tc>
         <w:tc>
           <w:tcPr>
-            <w:shd w:fill="f5f5f5" w:color="f5f5f5" w:val="solid"/>
-          </w:tcPr>
-          <w:p>
-            <w:r>
-              <w:rPr>
-                <w:color w:val="555555"/>
-                <w:sz w:val="17"/>
-                <w:szCs w:val="17"/>
+            <w:shd/>
+          </w:tcPr>
+          <w:p>
+            <w:r>
+              <w:rPr>
+                <w:color w:val="444444"/>
+                <w:sz w:val="16"/>
+                <w:szCs w:val="16"/>
               </w:rPr>
               <w:t xml:space="preserve">British Pound</w:t>
             </w:r>
@@ -1081,14 +1117,14 @@
         </w:tc>
         <w:tc>
           <w:tcPr>
-            <w:shd w:fill="f5f5f5" w:color="f5f5f5" w:val="solid"/>
-          </w:tcPr>
-          <w:p>
-            <w:r>
-              <w:rPr>
-                <w:color w:val="555555"/>
-                <w:sz w:val="17"/>
-                <w:szCs w:val="17"/>
+            <w:shd/>
+          </w:tcPr>
+          <w:p>
+            <w:r>
+              <w:rPr>
+                <w:color w:val="444444"/>
+                <w:sz w:val="16"/>
+                <w:szCs w:val="16"/>
               </w:rPr>
               <w:t xml:space="preserve">£</w:t>
             </w:r>
@@ -1096,14 +1132,14 @@
         </w:tc>
         <w:tc>
           <w:tcPr>
-            <w:shd w:fill="f5f5f5" w:color="f5f5f5" w:val="solid"/>
-          </w:tcPr>
-          <w:p>
-            <w:r>
-              <w:rPr>
-                <w:color w:val="555555"/>
-                <w:sz w:val="17"/>
-                <w:szCs w:val="17"/>
+            <w:shd/>
+          </w:tcPr>
+          <w:p>
+            <w:r>
+              <w:rPr>
+                <w:color w:val="444444"/>
+                <w:sz w:val="16"/>
+                <w:szCs w:val="16"/>
               </w:rPr>
               <w:t xml:space="preserve">0.757958</w:t>
             </w:r>
@@ -1111,14 +1147,14 @@
         </w:tc>
         <w:tc>
           <w:tcPr>
-            <w:shd w:fill="f5f5f5" w:color="f5f5f5" w:val="solid"/>
-          </w:tcPr>
-          <w:p>
-            <w:r>
-              <w:rPr>
-                <w:color w:val="555555"/>
-                <w:sz w:val="17"/>
-                <w:szCs w:val="17"/>
+            <w:shd/>
+          </w:tcPr>
+          <w:p>
+            <w:r>
+              <w:rPr>
+                <w:color w:val="444444"/>
+                <w:sz w:val="16"/>
+                <w:szCs w:val="16"/>
               </w:rPr>
               <w:t xml:space="preserve">Target</w:t>
             </w:r>
@@ -1128,14 +1164,14 @@
       <w:tr>
         <w:tc>
           <w:tcPr>
-            <w:shd/>
-          </w:tcPr>
-          <w:p>
-            <w:r>
-              <w:rPr>
-                <w:color w:val="555555"/>
-                <w:sz w:val="17"/>
-                <w:szCs w:val="17"/>
+            <w:shd w:fill="f5f5f5" w:color="f5f5f5" w:val="solid"/>
+          </w:tcPr>
+          <w:p>
+            <w:r>
+              <w:rPr>
+                <w:color w:val="444444"/>
+                <w:sz w:val="16"/>
+                <w:szCs w:val="16"/>
               </w:rPr>
               <w:t xml:space="preserve">GHS</w:t>
             </w:r>
@@ -1143,14 +1179,14 @@
         </w:tc>
         <w:tc>
           <w:tcPr>
-            <w:shd/>
-          </w:tcPr>
-          <w:p>
-            <w:r>
-              <w:rPr>
-                <w:color w:val="555555"/>
-                <w:sz w:val="17"/>
-                <w:szCs w:val="17"/>
+            <w:shd w:fill="f5f5f5" w:color="f5f5f5" w:val="solid"/>
+          </w:tcPr>
+          <w:p>
+            <w:r>
+              <w:rPr>
+                <w:color w:val="444444"/>
+                <w:sz w:val="16"/>
+                <w:szCs w:val="16"/>
               </w:rPr>
               <w:t xml:space="preserve">Ghanaian Cedi</w:t>
             </w:r>
@@ -1158,14 +1194,14 @@
         </w:tc>
         <w:tc>
           <w:tcPr>
-            <w:shd/>
-          </w:tcPr>
-          <w:p>
-            <w:r>
-              <w:rPr>
-                <w:color w:val="555555"/>
-                <w:sz w:val="17"/>
-                <w:szCs w:val="17"/>
+            <w:shd w:fill="f5f5f5" w:color="f5f5f5" w:val="solid"/>
+          </w:tcPr>
+          <w:p>
+            <w:r>
+              <w:rPr>
+                <w:color w:val="444444"/>
+                <w:sz w:val="16"/>
+                <w:szCs w:val="16"/>
               </w:rPr>
               <w:t xml:space="preserve">GH₵</w:t>
             </w:r>
@@ -1173,14 +1209,14 @@
         </w:tc>
         <w:tc>
           <w:tcPr>
-            <w:shd/>
-          </w:tcPr>
-          <w:p>
-            <w:r>
-              <w:rPr>
-                <w:color w:val="555555"/>
-                <w:sz w:val="17"/>
-                <w:szCs w:val="17"/>
+            <w:shd w:fill="f5f5f5" w:color="f5f5f5" w:val="solid"/>
+          </w:tcPr>
+          <w:p>
+            <w:r>
+              <w:rPr>
+                <w:color w:val="444444"/>
+                <w:sz w:val="16"/>
+                <w:szCs w:val="16"/>
               </w:rPr>
               <w:t xml:space="preserve">11.225000</w:t>
             </w:r>
@@ -1188,14 +1224,14 @@
         </w:tc>
         <w:tc>
           <w:tcPr>
-            <w:shd/>
-          </w:tcPr>
-          <w:p>
-            <w:r>
-              <w:rPr>
-                <w:color w:val="555555"/>
-                <w:sz w:val="17"/>
-                <w:szCs w:val="17"/>
+            <w:shd w:fill="f5f5f5" w:color="f5f5f5" w:val="solid"/>
+          </w:tcPr>
+          <w:p>
+            <w:r>
+              <w:rPr>
+                <w:color w:val="444444"/>
+                <w:sz w:val="16"/>
+                <w:szCs w:val="16"/>
               </w:rPr>
               <w:t xml:space="preserve">Target</w:t>
             </w:r>
@@ -1212,7 +1248,7 @@
         <w:rPr>
           <w:b/>
           <w:bCs/>
-          <w:color w:val="1a1a1a"/>
+          <w:color w:val="111111"/>
           <w:sz w:val="26"/>
           <w:szCs w:val="26"/>
         </w:rPr>
@@ -1225,22 +1261,22 @@
       </w:pPr>
       <w:r>
         <w:rPr>
-          <w:color w:val="555555"/>
+          <w:color w:val="444444"/>
           <w:sz w:val="19"/>
           <w:szCs w:val="19"/>
         </w:rPr>
-        <w:t xml:space="preserve">All five requests below were sent using the Open Exchange Rates API. The request URL, parameters, and the full JSON body returned by the server are shown for each test.</w:t>
-      </w:r>
-    </w:p>
-    <w:p>
-      <w:pPr>
-        <w:spacing w:after="80" w:before="320"/>
+        <w:t xml:space="preserve">All five requests below were sent to the Open Exchange Rates API. The request URL, parameters, and full JSON body returned by the server are shown for each test.</w:t>
+      </w:r>
+    </w:p>
+    <w:p>
+      <w:pPr>
+        <w:spacing w:after="80" w:before="300"/>
       </w:pPr>
       <w:r>
         <w:rPr>
           <w:b/>
           <w:bCs/>
-          <w:color w:val="1a1a1a"/>
+          <w:color w:val="111111"/>
           <w:sz w:val="22"/>
           <w:szCs w:val="22"/>
         </w:rPr>
@@ -1253,7 +1289,7 @@
       </w:pPr>
       <w:r>
         <w:rPr>
-          <w:color w:val="555555"/>
+          <w:color w:val="444444"/>
           <w:sz w:val="19"/>
           <w:szCs w:val="19"/>
         </w:rPr>
@@ -1268,170 +1304,46 @@
         <w:rPr>
           <w:b/>
           <w:bCs/>
-          <w:color w:val="1a1a1a"/>
+          <w:color w:val="111111"/>
           <w:sz w:val="19"/>
           <w:szCs w:val="19"/>
         </w:rPr>
         <w:t xml:space="preserve">Request Details:</w:t>
       </w:r>
     </w:p>
-    <w:tbl>
-      <w:tblPr>
-        <w:tblW w:type="pct" w:w="100%"/>
-        <w:tblBorders>
-          <w:top w:val="single" w:color="auto" w:sz="4"/>
-          <w:left w:val="single" w:color="auto" w:sz="4"/>
-          <w:bottom w:val="single" w:color="auto" w:sz="4"/>
-          <w:right w:val="single" w:color="auto" w:sz="4"/>
-          <w:insideH w:val="single" w:color="auto" w:sz="4"/>
-          <w:insideV w:val="single" w:color="auto" w:sz="4"/>
-        </w:tblBorders>
-      </w:tblPr>
-      <w:tblGrid>
-        <w:gridCol w:w="100"/>
-        <w:gridCol w:w="100"/>
-      </w:tblGrid>
-      <w:tr>
-        <w:tc>
-          <w:tcPr>
-            <w:tcW w:type="pct" w:w="20%"/>
-          </w:tcPr>
-          <w:p>
-            <w:r>
-              <w:rPr>
-                <w:b/>
-                <w:bCs/>
-                <w:color w:val="1a1a1a"/>
-                <w:sz w:val="17"/>
-                <w:szCs w:val="17"/>
-              </w:rPr>
-              <w:t xml:space="preserve">Method</w:t>
-            </w:r>
-          </w:p>
-        </w:tc>
-        <w:tc>
-          <w:tcPr>
-            <w:tcW w:type="pct" w:w="80%"/>
-          </w:tcPr>
-          <w:p>
-            <w:r>
-              <w:rPr>
-                <w:color w:val="555555"/>
-                <w:sz w:val="17"/>
-                <w:szCs w:val="17"/>
-              </w:rPr>
-              <w:t xml:space="preserve">GET</w:t>
-            </w:r>
-          </w:p>
-        </w:tc>
-      </w:tr>
-      <w:tr>
-        <w:tc>
-          <w:tcPr>
-            <w:shd w:fill="f5f5f5" w:color="f5f5f5" w:val="solid"/>
-          </w:tcPr>
-          <w:p>
-            <w:r>
-              <w:rPr>
-                <w:b/>
-                <w:bCs/>
-                <w:color w:val="1a1a1a"/>
-                <w:sz w:val="17"/>
-                <w:szCs w:val="17"/>
-              </w:rPr>
-              <w:t xml:space="preserve">URL</w:t>
-            </w:r>
-          </w:p>
-        </w:tc>
-        <w:tc>
-          <w:tcPr>
-            <w:shd w:fill="f5f5f5" w:color="f5f5f5" w:val="solid"/>
-          </w:tcPr>
-          <w:p>
-            <w:r>
-              <w:rPr>
-                <w:rFonts w:ascii="Courier New" w:cs="Courier New" w:eastAsia="Courier New" w:hAnsi="Courier New"/>
-                <w:color w:val="555555"/>
-                <w:sz w:val="15"/>
-                <w:szCs w:val="15"/>
-              </w:rPr>
-              <w:t xml:space="preserve">https://openexchangerates.org/api/usage.json?app_id=9069645b9f1f4dc4bb634627a5e6d9d4</w:t>
-            </w:r>
-          </w:p>
-        </w:tc>
-      </w:tr>
-      <w:tr>
-        <w:tc>
-          <w:tcPr>
-            <w:shd/>
-          </w:tcPr>
-          <w:p>
-            <w:r>
-              <w:rPr>
-                <w:b/>
-                <w:bCs/>
-                <w:color w:val="1a1a1a"/>
-                <w:sz w:val="17"/>
-                <w:szCs w:val="17"/>
-              </w:rPr>
-              <w:t xml:space="preserve">Param: app_id</w:t>
-            </w:r>
-          </w:p>
-        </w:tc>
-        <w:tc>
-          <w:tcPr>
-            <w:shd/>
-          </w:tcPr>
-          <w:p>
-            <w:r>
-              <w:rPr>
-                <w:color w:val="555555"/>
-                <w:sz w:val="17"/>
-                <w:szCs w:val="17"/>
-              </w:rPr>
-              <w:t xml:space="preserve">9069645b9f1f4dc4bb634627a5e6d9d4   Required: Yes</w:t>
-            </w:r>
-          </w:p>
-        </w:tc>
-      </w:tr>
-      <w:tr>
-        <w:tc>
-          <w:p>
-            <w:r>
-              <w:rPr>
-                <w:b/>
-                <w:bCs/>
-                <w:color w:val="1a1a1a"/>
-                <w:sz w:val="17"/>
-                <w:szCs w:val="17"/>
-              </w:rPr>
-              <w:t xml:space="preserve">Status</w:t>
-            </w:r>
-          </w:p>
-        </w:tc>
-        <w:tc>
-          <w:p>
-            <w:r>
-              <w:rPr>
-                <w:color w:val="555555"/>
-                <w:sz w:val="17"/>
-                <w:szCs w:val="17"/>
-              </w:rPr>
-              <w:t xml:space="preserve">200 OK</w:t>
-            </w:r>
-          </w:p>
-        </w:tc>
-      </w:tr>
-    </w:tbl>
-    <w:p>
-      <w:pPr>
-        <w:spacing w:after="60" w:before="120"/>
+    <w:p>
+      <w:pPr>
+        <w:pBdr>
+          <w:top w:val="single" w:color="cccccc" w:sz="4"/>
+          <w:bottom w:val="single" w:color="cccccc" w:sz="4"/>
+          <w:left w:val="single" w:color="cccccc" w:sz="4"/>
+          <w:right w:val="single" w:color="cccccc" w:sz="4"/>
+        </w:pBdr>
+        <w:shd w:fill="f9f9f9" w:color="f9f9f9" w:val="solid"/>
+        <w:spacing w:after="160"/>
+      </w:pPr>
+      <w:r>
+        <w:rPr>
+          <w:rFonts w:ascii="Courier New" w:cs="Courier New" w:eastAsia="Courier New" w:hAnsi="Courier New"/>
+          <w:color w:val="111111"/>
+          <w:sz w:val="15"/>
+          <w:szCs w:val="15"/>
+        </w:rPr>
+        <w:t xml:space="preserve">Method  :  GET
+URL     :  https://openexchangerates.org/api/usage.json?app_id=9069645b9f1f4dc4bb634627a5e6d9d4
+Param   :  app_id = 9069645b9f1f4dc4bb634627a5e6d9d4   (Required: Yes)
+Status  :  200 OK</w:t>
+      </w:r>
+    </w:p>
+    <w:p>
+      <w:pPr>
+        <w:spacing w:after="60" w:before="80"/>
       </w:pPr>
       <w:r>
         <w:rPr>
           <w:b/>
           <w:bCs/>
-          <w:color w:val="1a1a1a"/>
+          <w:color w:val="111111"/>
           <w:sz w:val="19"/>
           <w:szCs w:val="19"/>
         </w:rPr>
@@ -1441,17 +1353,18 @@
     <w:p>
       <w:pPr>
         <w:pBdr>
-          <w:top w:val="single" w:color="cccccc" w:sz="6"/>
-          <w:bottom w:val="single" w:color="cccccc" w:sz="6"/>
-          <w:left w:val="single" w:color="cccccc" w:sz="6"/>
-          <w:right w:val="single" w:color="cccccc" w:sz="6"/>
+          <w:top w:val="single" w:color="cccccc" w:sz="4"/>
+          <w:bottom w:val="single" w:color="cccccc" w:sz="4"/>
+          <w:left w:val="single" w:color="cccccc" w:sz="4"/>
+          <w:right w:val="single" w:color="cccccc" w:sz="4"/>
         </w:pBdr>
-        <w:spacing w:after="200"/>
+        <w:shd w:fill="f9f9f9" w:color="f9f9f9" w:val="solid"/>
+        <w:spacing w:after="160"/>
       </w:pPr>
       <w:r>
         <w:rPr>
           <w:rFonts w:ascii="Courier New" w:cs="Courier New" w:eastAsia="Courier New" w:hAnsi="Courier New"/>
-          <w:color w:val="1a1a1a"/>
+          <w:color w:val="111111"/>
           <w:sz w:val="15"/>
           <w:szCs w:val="15"/>
         </w:rPr>
@@ -1479,13 +1392,13 @@
     </w:p>
     <w:p>
       <w:pPr>
-        <w:spacing w:after="80" w:before="320"/>
+        <w:spacing w:after="80" w:before="300"/>
       </w:pPr>
       <w:r>
         <w:rPr>
           <w:b/>
           <w:bCs/>
-          <w:color w:val="1a1a1a"/>
+          <w:color w:val="111111"/>
           <w:sz w:val="22"/>
           <w:szCs w:val="22"/>
         </w:rPr>
@@ -1498,7 +1411,7 @@
       </w:pPr>
       <w:r>
         <w:rPr>
-          <w:color w:val="555555"/>
+          <w:color w:val="444444"/>
           <w:sz w:val="19"/>
           <w:szCs w:val="19"/>
         </w:rPr>
@@ -1513,170 +1426,46 @@
         <w:rPr>
           <w:b/>
           <w:bCs/>
-          <w:color w:val="1a1a1a"/>
+          <w:color w:val="111111"/>
           <w:sz w:val="19"/>
           <w:szCs w:val="19"/>
         </w:rPr>
         <w:t xml:space="preserve">Request Details:</w:t>
       </w:r>
     </w:p>
-    <w:tbl>
-      <w:tblPr>
-        <w:tblW w:type="pct" w:w="100%"/>
-        <w:tblBorders>
-          <w:top w:val="single" w:color="auto" w:sz="4"/>
-          <w:left w:val="single" w:color="auto" w:sz="4"/>
-          <w:bottom w:val="single" w:color="auto" w:sz="4"/>
-          <w:right w:val="single" w:color="auto" w:sz="4"/>
-          <w:insideH w:val="single" w:color="auto" w:sz="4"/>
-          <w:insideV w:val="single" w:color="auto" w:sz="4"/>
-        </w:tblBorders>
-      </w:tblPr>
-      <w:tblGrid>
-        <w:gridCol w:w="100"/>
-        <w:gridCol w:w="100"/>
-      </w:tblGrid>
-      <w:tr>
-        <w:tc>
-          <w:tcPr>
-            <w:tcW w:type="pct" w:w="20%"/>
-          </w:tcPr>
-          <w:p>
-            <w:r>
-              <w:rPr>
-                <w:b/>
-                <w:bCs/>
-                <w:color w:val="1a1a1a"/>
-                <w:sz w:val="17"/>
-                <w:szCs w:val="17"/>
-              </w:rPr>
-              <w:t xml:space="preserve">Method</w:t>
-            </w:r>
-          </w:p>
-        </w:tc>
-        <w:tc>
-          <w:tcPr>
-            <w:tcW w:type="pct" w:w="80%"/>
-          </w:tcPr>
-          <w:p>
-            <w:r>
-              <w:rPr>
-                <w:color w:val="555555"/>
-                <w:sz w:val="17"/>
-                <w:szCs w:val="17"/>
-              </w:rPr>
-              <w:t xml:space="preserve">GET</w:t>
-            </w:r>
-          </w:p>
-        </w:tc>
-      </w:tr>
-      <w:tr>
-        <w:tc>
-          <w:tcPr>
-            <w:shd w:fill="f5f5f5" w:color="f5f5f5" w:val="solid"/>
-          </w:tcPr>
-          <w:p>
-            <w:r>
-              <w:rPr>
-                <w:b/>
-                <w:bCs/>
-                <w:color w:val="1a1a1a"/>
-                <w:sz w:val="17"/>
-                <w:szCs w:val="17"/>
-              </w:rPr>
-              <w:t xml:space="preserve">URL</w:t>
-            </w:r>
-          </w:p>
-        </w:tc>
-        <w:tc>
-          <w:tcPr>
-            <w:shd w:fill="f5f5f5" w:color="f5f5f5" w:val="solid"/>
-          </w:tcPr>
-          <w:p>
-            <w:r>
-              <w:rPr>
-                <w:rFonts w:ascii="Courier New" w:cs="Courier New" w:eastAsia="Courier New" w:hAnsi="Courier New"/>
-                <w:color w:val="555555"/>
-                <w:sz w:val="15"/>
-                <w:szCs w:val="15"/>
-              </w:rPr>
-              <w:t xml:space="preserve">https://openexchangerates.org/api/currencies.json</w:t>
-            </w:r>
-          </w:p>
-        </w:tc>
-      </w:tr>
-      <w:tr>
-        <w:tc>
-          <w:tcPr>
-            <w:shd/>
-          </w:tcPr>
-          <w:p>
-            <w:r>
-              <w:rPr>
-                <w:b/>
-                <w:bCs/>
-                <w:color w:val="1a1a1a"/>
-                <w:sz w:val="17"/>
-                <w:szCs w:val="17"/>
-              </w:rPr>
-              <w:t xml:space="preserve">Param: none</w:t>
-            </w:r>
-          </w:p>
-        </w:tc>
-        <w:tc>
-          <w:tcPr>
-            <w:shd/>
-          </w:tcPr>
-          <w:p>
-            <w:r>
-              <w:rPr>
-                <w:color w:val="555555"/>
-                <w:sz w:val="17"/>
-                <w:szCs w:val="17"/>
-              </w:rPr>
-              <w:t xml:space="preserve">Public endpoint. No authentication required.   Required: No</w:t>
-            </w:r>
-          </w:p>
-        </w:tc>
-      </w:tr>
-      <w:tr>
-        <w:tc>
-          <w:p>
-            <w:r>
-              <w:rPr>
-                <w:b/>
-                <w:bCs/>
-                <w:color w:val="1a1a1a"/>
-                <w:sz w:val="17"/>
-                <w:szCs w:val="17"/>
-              </w:rPr>
-              <w:t xml:space="preserve">Status</w:t>
-            </w:r>
-          </w:p>
-        </w:tc>
-        <w:tc>
-          <w:p>
-            <w:r>
-              <w:rPr>
-                <w:color w:val="555555"/>
-                <w:sz w:val="17"/>
-                <w:szCs w:val="17"/>
-              </w:rPr>
-              <w:t xml:space="preserve">200 OK</w:t>
-            </w:r>
-          </w:p>
-        </w:tc>
-      </w:tr>
-    </w:tbl>
-    <w:p>
-      <w:pPr>
-        <w:spacing w:after="60" w:before="120"/>
+    <w:p>
+      <w:pPr>
+        <w:pBdr>
+          <w:top w:val="single" w:color="cccccc" w:sz="4"/>
+          <w:bottom w:val="single" w:color="cccccc" w:sz="4"/>
+          <w:left w:val="single" w:color="cccccc" w:sz="4"/>
+          <w:right w:val="single" w:color="cccccc" w:sz="4"/>
+        </w:pBdr>
+        <w:shd w:fill="f9f9f9" w:color="f9f9f9" w:val="solid"/>
+        <w:spacing w:after="160"/>
+      </w:pPr>
+      <w:r>
+        <w:rPr>
+          <w:rFonts w:ascii="Courier New" w:cs="Courier New" w:eastAsia="Courier New" w:hAnsi="Courier New"/>
+          <w:color w:val="111111"/>
+          <w:sz w:val="15"/>
+          <w:szCs w:val="15"/>
+        </w:rPr>
+        <w:t xml:space="preserve">Method  :  GET
+URL     :  https://openexchangerates.org/api/currencies.json
+Param   :  none = Public endpoint. No authentication required.   (Required: No)
+Status  :  200 OK</w:t>
+      </w:r>
+    </w:p>
+    <w:p>
+      <w:pPr>
+        <w:spacing w:after="60" w:before="80"/>
       </w:pPr>
       <w:r>
         <w:rPr>
           <w:b/>
           <w:bCs/>
-          <w:color w:val="1a1a1a"/>
+          <w:color w:val="111111"/>
           <w:sz w:val="19"/>
           <w:szCs w:val="19"/>
         </w:rPr>
@@ -1686,17 +1475,18 @@
     <w:p>
       <w:pPr>
         <w:pBdr>
-          <w:top w:val="single" w:color="cccccc" w:sz="6"/>
-          <w:bottom w:val="single" w:color="cccccc" w:sz="6"/>
-          <w:left w:val="single" w:color="cccccc" w:sz="6"/>
-          <w:right w:val="single" w:color="cccccc" w:sz="6"/>
+          <w:top w:val="single" w:color="cccccc" w:sz="4"/>
+          <w:bottom w:val="single" w:color="cccccc" w:sz="4"/>
+          <w:left w:val="single" w:color="cccccc" w:sz="4"/>
+          <w:right w:val="single" w:color="cccccc" w:sz="4"/>
         </w:pBdr>
-        <w:spacing w:after="200"/>
+        <w:shd w:fill="f9f9f9" w:color="f9f9f9" w:val="solid"/>
+        <w:spacing w:after="160"/>
       </w:pPr>
       <w:r>
         <w:rPr>
           <w:rFonts w:ascii="Courier New" w:cs="Courier New" w:eastAsia="Courier New" w:hAnsi="Courier New"/>
-          <w:color w:val="1a1a1a"/>
+          <w:color w:val="111111"/>
           <w:sz w:val="15"/>
           <w:szCs w:val="15"/>
         </w:rPr>
@@ -1712,13 +1502,13 @@
     </w:p>
     <w:p>
       <w:pPr>
-        <w:spacing w:after="80" w:before="320"/>
+        <w:spacing w:after="80" w:before="300"/>
       </w:pPr>
       <w:r>
         <w:rPr>
           <w:b/>
           <w:bCs/>
-          <w:color w:val="1a1a1a"/>
+          <w:color w:val="111111"/>
           <w:sz w:val="22"/>
           <w:szCs w:val="22"/>
         </w:rPr>
@@ -1731,7 +1521,7 @@
       </w:pPr>
       <w:r>
         <w:rPr>
-          <w:color w:val="555555"/>
+          <w:color w:val="444444"/>
           <w:sz w:val="19"/>
           <w:szCs w:val="19"/>
         </w:rPr>
@@ -1746,204 +1536,47 @@
         <w:rPr>
           <w:b/>
           <w:bCs/>
-          <w:color w:val="1a1a1a"/>
+          <w:color w:val="111111"/>
           <w:sz w:val="19"/>
           <w:szCs w:val="19"/>
         </w:rPr>
         <w:t xml:space="preserve">Request Details:</w:t>
       </w:r>
     </w:p>
-    <w:tbl>
-      <w:tblPr>
-        <w:tblW w:type="pct" w:w="100%"/>
-        <w:tblBorders>
-          <w:top w:val="single" w:color="auto" w:sz="4"/>
-          <w:left w:val="single" w:color="auto" w:sz="4"/>
-          <w:bottom w:val="single" w:color="auto" w:sz="4"/>
-          <w:right w:val="single" w:color="auto" w:sz="4"/>
-          <w:insideH w:val="single" w:color="auto" w:sz="4"/>
-          <w:insideV w:val="single" w:color="auto" w:sz="4"/>
-        </w:tblBorders>
-      </w:tblPr>
-      <w:tblGrid>
-        <w:gridCol w:w="100"/>
-        <w:gridCol w:w="100"/>
-      </w:tblGrid>
-      <w:tr>
-        <w:tc>
-          <w:tcPr>
-            <w:tcW w:type="pct" w:w="20%"/>
-          </w:tcPr>
-          <w:p>
-            <w:r>
-              <w:rPr>
-                <w:b/>
-                <w:bCs/>
-                <w:color w:val="1a1a1a"/>
-                <w:sz w:val="17"/>
-                <w:szCs w:val="17"/>
-              </w:rPr>
-              <w:t xml:space="preserve">Method</w:t>
-            </w:r>
-          </w:p>
-        </w:tc>
-        <w:tc>
-          <w:tcPr>
-            <w:tcW w:type="pct" w:w="80%"/>
-          </w:tcPr>
-          <w:p>
-            <w:r>
-              <w:rPr>
-                <w:color w:val="555555"/>
-                <w:sz w:val="17"/>
-                <w:szCs w:val="17"/>
-              </w:rPr>
-              <w:t xml:space="preserve">GET</w:t>
-            </w:r>
-          </w:p>
-        </w:tc>
-      </w:tr>
-      <w:tr>
-        <w:tc>
-          <w:tcPr>
-            <w:shd w:fill="f5f5f5" w:color="f5f5f5" w:val="solid"/>
-          </w:tcPr>
-          <w:p>
-            <w:r>
-              <w:rPr>
-                <w:b/>
-                <w:bCs/>
-                <w:color w:val="1a1a1a"/>
-                <w:sz w:val="17"/>
-                <w:szCs w:val="17"/>
-              </w:rPr>
-              <w:t xml:space="preserve">URL</w:t>
-            </w:r>
-          </w:p>
-        </w:tc>
-        <w:tc>
-          <w:tcPr>
-            <w:shd w:fill="f5f5f5" w:color="f5f5f5" w:val="solid"/>
-          </w:tcPr>
-          <w:p>
-            <w:r>
-              <w:rPr>
-                <w:rFonts w:ascii="Courier New" w:cs="Courier New" w:eastAsia="Courier New" w:hAnsi="Courier New"/>
-                <w:color w:val="555555"/>
-                <w:sz w:val="15"/>
-                <w:szCs w:val="15"/>
-              </w:rPr>
-              <w:t xml:space="preserve">https://openexchangerates.org/api/latest.json?app_id=9069645b9f1f4dc4bb634627a5e6d9d4&amp;symbols=NGN,USD,EUR,GBP,GHS</w:t>
-            </w:r>
-          </w:p>
-        </w:tc>
-      </w:tr>
-      <w:tr>
-        <w:tc>
-          <w:tcPr>
-            <w:shd/>
-          </w:tcPr>
-          <w:p>
-            <w:r>
-              <w:rPr>
-                <w:b/>
-                <w:bCs/>
-                <w:color w:val="1a1a1a"/>
-                <w:sz w:val="17"/>
-                <w:szCs w:val="17"/>
-              </w:rPr>
-              <w:t xml:space="preserve">Param: app_id</w:t>
-            </w:r>
-          </w:p>
-        </w:tc>
-        <w:tc>
-          <w:tcPr>
-            <w:shd/>
-          </w:tcPr>
-          <w:p>
-            <w:r>
-              <w:rPr>
-                <w:color w:val="555555"/>
-                <w:sz w:val="17"/>
-                <w:szCs w:val="17"/>
-              </w:rPr>
-              <w:t xml:space="preserve">9069645b9f1f4dc4bb634627a5e6d9d4   Required: Yes</w:t>
-            </w:r>
-          </w:p>
-        </w:tc>
-      </w:tr>
-      <w:tr>
-        <w:tc>
-          <w:tcPr>
-            <w:shd w:fill="f5f5f5" w:color="f5f5f5" w:val="solid"/>
-          </w:tcPr>
-          <w:p>
-            <w:r>
-              <w:rPr>
-                <w:b/>
-                <w:bCs/>
-                <w:color w:val="1a1a1a"/>
-                <w:sz w:val="17"/>
-                <w:szCs w:val="17"/>
-              </w:rPr>
-              <w:t xml:space="preserve">Param: symbols</w:t>
-            </w:r>
-          </w:p>
-        </w:tc>
-        <w:tc>
-          <w:tcPr>
-            <w:shd w:fill="f5f5f5" w:color="f5f5f5" w:val="solid"/>
-          </w:tcPr>
-          <w:p>
-            <w:r>
-              <w:rPr>
-                <w:color w:val="555555"/>
-                <w:sz w:val="17"/>
-                <w:szCs w:val="17"/>
-              </w:rPr>
-              <w:t xml:space="preserve">NGN,USD,EUR,GBP,GHS   Required: No</w:t>
-            </w:r>
-          </w:p>
-        </w:tc>
-      </w:tr>
-      <w:tr>
-        <w:tc>
-          <w:p>
-            <w:r>
-              <w:rPr>
-                <w:b/>
-                <w:bCs/>
-                <w:color w:val="1a1a1a"/>
-                <w:sz w:val="17"/>
-                <w:szCs w:val="17"/>
-              </w:rPr>
-              <w:t xml:space="preserve">Status</w:t>
-            </w:r>
-          </w:p>
-        </w:tc>
-        <w:tc>
-          <w:p>
-            <w:r>
-              <w:rPr>
-                <w:color w:val="555555"/>
-                <w:sz w:val="17"/>
-                <w:szCs w:val="17"/>
-              </w:rPr>
-              <w:t xml:space="preserve">200 OK</w:t>
-            </w:r>
-          </w:p>
-        </w:tc>
-      </w:tr>
-    </w:tbl>
-    <w:p>
-      <w:pPr>
-        <w:spacing w:after="60" w:before="120"/>
+    <w:p>
+      <w:pPr>
+        <w:pBdr>
+          <w:top w:val="single" w:color="cccccc" w:sz="4"/>
+          <w:bottom w:val="single" w:color="cccccc" w:sz="4"/>
+          <w:left w:val="single" w:color="cccccc" w:sz="4"/>
+          <w:right w:val="single" w:color="cccccc" w:sz="4"/>
+        </w:pBdr>
+        <w:shd w:fill="f9f9f9" w:color="f9f9f9" w:val="solid"/>
+        <w:spacing w:after="160"/>
+      </w:pPr>
+      <w:r>
+        <w:rPr>
+          <w:rFonts w:ascii="Courier New" w:cs="Courier New" w:eastAsia="Courier New" w:hAnsi="Courier New"/>
+          <w:color w:val="111111"/>
+          <w:sz w:val="15"/>
+          <w:szCs w:val="15"/>
+        </w:rPr>
+        <w:t xml:space="preserve">Method  :  GET
+URL     :  https://openexchangerates.org/api/latest.json?app_id=9069645b9f1f4dc4bb634627a5e6d9d4&amp;symbols=NGN,USD,EUR,GBP,GHS
+Param   :  app_id = 9069645b9f1f4dc4bb634627a5e6d9d4   (Required: Yes)
+Param   :  symbols = NGN,USD,EUR,GBP,GHS   (Required: No)
+Status  :  200 OK</w:t>
+      </w:r>
+    </w:p>
+    <w:p>
+      <w:pPr>
+        <w:spacing w:after="60" w:before="80"/>
       </w:pPr>
       <w:r>
         <w:rPr>
           <w:b/>
           <w:bCs/>
-          <w:color w:val="1a1a1a"/>
+          <w:color w:val="111111"/>
           <w:sz w:val="19"/>
           <w:szCs w:val="19"/>
         </w:rPr>
@@ -1953,17 +1586,18 @@
     <w:p>
       <w:pPr>
         <w:pBdr>
-          <w:top w:val="single" w:color="cccccc" w:sz="6"/>
-          <w:bottom w:val="single" w:color="cccccc" w:sz="6"/>
-          <w:left w:val="single" w:color="cccccc" w:sz="6"/>
-          <w:right w:val="single" w:color="cccccc" w:sz="6"/>
+          <w:top w:val="single" w:color="cccccc" w:sz="4"/>
+          <w:bottom w:val="single" w:color="cccccc" w:sz="4"/>
+          <w:left w:val="single" w:color="cccccc" w:sz="4"/>
+          <w:right w:val="single" w:color="cccccc" w:sz="4"/>
         </w:pBdr>
-        <w:spacing w:after="200"/>
+        <w:shd w:fill="f9f9f9" w:color="f9f9f9" w:val="solid"/>
+        <w:spacing w:after="160"/>
       </w:pPr>
       <w:r>
         <w:rPr>
           <w:rFonts w:ascii="Courier New" w:cs="Courier New" w:eastAsia="Courier New" w:hAnsi="Courier New"/>
-          <w:color w:val="1a1a1a"/>
+          <w:color w:val="111111"/>
           <w:sz w:val="15"/>
           <w:szCs w:val="15"/>
         </w:rPr>
@@ -1984,13 +1618,13 @@
     </w:p>
     <w:p>
       <w:pPr>
-        <w:spacing w:after="80" w:before="320"/>
+        <w:spacing w:after="80" w:before="300"/>
       </w:pPr>
       <w:r>
         <w:rPr>
           <w:b/>
           <w:bCs/>
-          <w:color w:val="1a1a1a"/>
+          <w:color w:val="111111"/>
           <w:sz w:val="22"/>
           <w:szCs w:val="22"/>
         </w:rPr>
@@ -2003,11 +1637,11 @@
       </w:pPr>
       <w:r>
         <w:rPr>
-          <w:color w:val="555555"/>
+          <w:color w:val="444444"/>
           <w:sz w:val="19"/>
           <w:szCs w:val="19"/>
         </w:rPr>
-        <w:t xml:space="preserve">Converts 10,000 Nigerian Naira to US Dollars. Since the free plan base is always USD, the formula used is: converted = amount x (rate_TO / rate_FROM). Result: 10000 x (1 / 1370.5) = 7.2969 USD.</w:t>
+        <w:t xml:space="preserve">Converts 10,000 Nigerian Naira to US Dollars. Formula: converted = amount x (rate_TO / rate_FROM). Result: 10000 x (1 / 1370.5) = 7.2969 USD.</w:t>
       </w:r>
     </w:p>
     <w:p>
@@ -2018,204 +1652,47 @@
         <w:rPr>
           <w:b/>
           <w:bCs/>
-          <w:color w:val="1a1a1a"/>
+          <w:color w:val="111111"/>
           <w:sz w:val="19"/>
           <w:szCs w:val="19"/>
         </w:rPr>
         <w:t xml:space="preserve">Request Details:</w:t>
       </w:r>
     </w:p>
-    <w:tbl>
-      <w:tblPr>
-        <w:tblW w:type="pct" w:w="100%"/>
-        <w:tblBorders>
-          <w:top w:val="single" w:color="auto" w:sz="4"/>
-          <w:left w:val="single" w:color="auto" w:sz="4"/>
-          <w:bottom w:val="single" w:color="auto" w:sz="4"/>
-          <w:right w:val="single" w:color="auto" w:sz="4"/>
-          <w:insideH w:val="single" w:color="auto" w:sz="4"/>
-          <w:insideV w:val="single" w:color="auto" w:sz="4"/>
-        </w:tblBorders>
-      </w:tblPr>
-      <w:tblGrid>
-        <w:gridCol w:w="100"/>
-        <w:gridCol w:w="100"/>
-      </w:tblGrid>
-      <w:tr>
-        <w:tc>
-          <w:tcPr>
-            <w:tcW w:type="pct" w:w="20%"/>
-          </w:tcPr>
-          <w:p>
-            <w:r>
-              <w:rPr>
-                <w:b/>
-                <w:bCs/>
-                <w:color w:val="1a1a1a"/>
-                <w:sz w:val="17"/>
-                <w:szCs w:val="17"/>
-              </w:rPr>
-              <w:t xml:space="preserve">Method</w:t>
-            </w:r>
-          </w:p>
-        </w:tc>
-        <w:tc>
-          <w:tcPr>
-            <w:tcW w:type="pct" w:w="80%"/>
-          </w:tcPr>
-          <w:p>
-            <w:r>
-              <w:rPr>
-                <w:color w:val="555555"/>
-                <w:sz w:val="17"/>
-                <w:szCs w:val="17"/>
-              </w:rPr>
-              <w:t xml:space="preserve">GET</w:t>
-            </w:r>
-          </w:p>
-        </w:tc>
-      </w:tr>
-      <w:tr>
-        <w:tc>
-          <w:tcPr>
-            <w:shd w:fill="f5f5f5" w:color="f5f5f5" w:val="solid"/>
-          </w:tcPr>
-          <w:p>
-            <w:r>
-              <w:rPr>
-                <w:b/>
-                <w:bCs/>
-                <w:color w:val="1a1a1a"/>
-                <w:sz w:val="17"/>
-                <w:szCs w:val="17"/>
-              </w:rPr>
-              <w:t xml:space="preserve">URL</w:t>
-            </w:r>
-          </w:p>
-        </w:tc>
-        <w:tc>
-          <w:tcPr>
-            <w:shd w:fill="f5f5f5" w:color="f5f5f5" w:val="solid"/>
-          </w:tcPr>
-          <w:p>
-            <w:r>
-              <w:rPr>
-                <w:rFonts w:ascii="Courier New" w:cs="Courier New" w:eastAsia="Courier New" w:hAnsi="Courier New"/>
-                <w:color w:val="555555"/>
-                <w:sz w:val="15"/>
-                <w:szCs w:val="15"/>
-              </w:rPr>
-              <w:t xml:space="preserve">https://openexchangerates.org/api/latest.json?app_id=9069645b9f1f4dc4bb634627a5e6d9d4&amp;symbols=NGN,USD</w:t>
-            </w:r>
-          </w:p>
-        </w:tc>
-      </w:tr>
-      <w:tr>
-        <w:tc>
-          <w:tcPr>
-            <w:shd/>
-          </w:tcPr>
-          <w:p>
-            <w:r>
-              <w:rPr>
-                <w:b/>
-                <w:bCs/>
-                <w:color w:val="1a1a1a"/>
-                <w:sz w:val="17"/>
-                <w:szCs w:val="17"/>
-              </w:rPr>
-              <w:t xml:space="preserve">Param: app_id</w:t>
-            </w:r>
-          </w:p>
-        </w:tc>
-        <w:tc>
-          <w:tcPr>
-            <w:shd/>
-          </w:tcPr>
-          <w:p>
-            <w:r>
-              <w:rPr>
-                <w:color w:val="555555"/>
-                <w:sz w:val="17"/>
-                <w:szCs w:val="17"/>
-              </w:rPr>
-              <w:t xml:space="preserve">9069645b9f1f4dc4bb634627a5e6d9d4   Required: Yes</w:t>
-            </w:r>
-          </w:p>
-        </w:tc>
-      </w:tr>
-      <w:tr>
-        <w:tc>
-          <w:tcPr>
-            <w:shd w:fill="f5f5f5" w:color="f5f5f5" w:val="solid"/>
-          </w:tcPr>
-          <w:p>
-            <w:r>
-              <w:rPr>
-                <w:b/>
-                <w:bCs/>
-                <w:color w:val="1a1a1a"/>
-                <w:sz w:val="17"/>
-                <w:szCs w:val="17"/>
-              </w:rPr>
-              <w:t xml:space="preserve">Param: symbols</w:t>
-            </w:r>
-          </w:p>
-        </w:tc>
-        <w:tc>
-          <w:tcPr>
-            <w:shd w:fill="f5f5f5" w:color="f5f5f5" w:val="solid"/>
-          </w:tcPr>
-          <w:p>
-            <w:r>
-              <w:rPr>
-                <w:color w:val="555555"/>
-                <w:sz w:val="17"/>
-                <w:szCs w:val="17"/>
-              </w:rPr>
-              <w:t xml:space="preserve">NGN,USD   Required: No</w:t>
-            </w:r>
-          </w:p>
-        </w:tc>
-      </w:tr>
-      <w:tr>
-        <w:tc>
-          <w:p>
-            <w:r>
-              <w:rPr>
-                <w:b/>
-                <w:bCs/>
-                <w:color w:val="1a1a1a"/>
-                <w:sz w:val="17"/>
-                <w:szCs w:val="17"/>
-              </w:rPr>
-              <w:t xml:space="preserve">Status</w:t>
-            </w:r>
-          </w:p>
-        </w:tc>
-        <w:tc>
-          <w:p>
-            <w:r>
-              <w:rPr>
-                <w:color w:val="555555"/>
-                <w:sz w:val="17"/>
-                <w:szCs w:val="17"/>
-              </w:rPr>
-              <w:t xml:space="preserve">200 OK</w:t>
-            </w:r>
-          </w:p>
-        </w:tc>
-      </w:tr>
-    </w:tbl>
-    <w:p>
-      <w:pPr>
-        <w:spacing w:after="60" w:before="120"/>
+    <w:p>
+      <w:pPr>
+        <w:pBdr>
+          <w:top w:val="single" w:color="cccccc" w:sz="4"/>
+          <w:bottom w:val="single" w:color="cccccc" w:sz="4"/>
+          <w:left w:val="single" w:color="cccccc" w:sz="4"/>
+          <w:right w:val="single" w:color="cccccc" w:sz="4"/>
+        </w:pBdr>
+        <w:shd w:fill="f9f9f9" w:color="f9f9f9" w:val="solid"/>
+        <w:spacing w:after="160"/>
+      </w:pPr>
+      <w:r>
+        <w:rPr>
+          <w:rFonts w:ascii="Courier New" w:cs="Courier New" w:eastAsia="Courier New" w:hAnsi="Courier New"/>
+          <w:color w:val="111111"/>
+          <w:sz w:val="15"/>
+          <w:szCs w:val="15"/>
+        </w:rPr>
+        <w:t xml:space="preserve">Method  :  GET
+URL     :  https://openexchangerates.org/api/latest.json?app_id=9069645b9f1f4dc4bb634627a5e6d9d4&amp;symbols=NGN,USD
+Param   :  app_id = 9069645b9f1f4dc4bb634627a5e6d9d4   (Required: Yes)
+Param   :  symbols = NGN,USD   (Required: No)
+Status  :  200 OK</w:t>
+      </w:r>
+    </w:p>
+    <w:p>
+      <w:pPr>
+        <w:spacing w:after="60" w:before="80"/>
       </w:pPr>
       <w:r>
         <w:rPr>
           <w:b/>
           <w:bCs/>
-          <w:color w:val="1a1a1a"/>
+          <w:color w:val="111111"/>
           <w:sz w:val="19"/>
           <w:szCs w:val="19"/>
         </w:rPr>
@@ -2225,17 +1702,18 @@
     <w:p>
       <w:pPr>
         <w:pBdr>
-          <w:top w:val="single" w:color="cccccc" w:sz="6"/>
-          <w:bottom w:val="single" w:color="cccccc" w:sz="6"/>
-          <w:left w:val="single" w:color="cccccc" w:sz="6"/>
-          <w:right w:val="single" w:color="cccccc" w:sz="6"/>
+          <w:top w:val="single" w:color="cccccc" w:sz="4"/>
+          <w:bottom w:val="single" w:color="cccccc" w:sz="4"/>
+          <w:left w:val="single" w:color="cccccc" w:sz="4"/>
+          <w:right w:val="single" w:color="cccccc" w:sz="4"/>
         </w:pBdr>
-        <w:spacing w:after="200"/>
+        <w:shd w:fill="f9f9f9" w:color="f9f9f9" w:val="solid"/>
+        <w:spacing w:after="160"/>
       </w:pPr>
       <w:r>
         <w:rPr>
           <w:rFonts w:ascii="Courier New" w:cs="Courier New" w:eastAsia="Courier New" w:hAnsi="Courier New"/>
-          <w:color w:val="1a1a1a"/>
+          <w:color w:val="111111"/>
           <w:sz w:val="15"/>
           <w:szCs w:val="15"/>
         </w:rPr>
@@ -2249,23 +1727,22 @@
     "USD": 1
   }
 }
-Calculation applied on the client side:
-  amount        = 10,000 NGN
-  rate_FROM     = 1370.5  (NGN per 1 USD)
-  rate_TO       = 1       (USD per 1 USD)
-  converted     = 10000 x (1 / 1370.5)
-  result        = 7.2969 USD</w:t>
-      </w:r>
-    </w:p>
-    <w:p>
-      <w:pPr>
-        <w:spacing w:after="80" w:before="320"/>
+Calculation:
+  amount    = 10,000 NGN
+  rate_FROM = 1370.5
+  rate_TO   = 1
+  result    = 10000 x (1 / 1370.5) = 7.2969 USD</w:t>
+      </w:r>
+    </w:p>
+    <w:p>
+      <w:pPr>
+        <w:spacing w:after="80" w:before="300"/>
       </w:pPr>
       <w:r>
         <w:rPr>
           <w:b/>
           <w:bCs/>
-          <w:color w:val="1a1a1a"/>
+          <w:color w:val="111111"/>
           <w:sz w:val="22"/>
           <w:szCs w:val="22"/>
         </w:rPr>
@@ -2278,11 +1755,11 @@
       </w:pPr>
       <w:r>
         <w:rPr>
-          <w:color w:val="555555"/>
+          <w:color w:val="444444"/>
           <w:sz w:val="19"/>
           <w:szCs w:val="19"/>
         </w:rPr>
-        <w:t xml:space="preserve">Converts 1 US Dollar back to Nigerian Naira, testing the reverse currency pair. Formula: converted = amount x (rate_TO / rate_FROM). Result: 1 x (1370.5 / 1) = 1,370.50 NGN.</w:t>
+        <w:t xml:space="preserve">Converts 1 US Dollar back to Nigerian Naira. Formula: converted = amount x (rate_TO / rate_FROM). Result: 1 x (1370.5 / 1) = 1,370.50 NGN.</w:t>
       </w:r>
     </w:p>
     <w:p>
@@ -2293,204 +1770,47 @@
         <w:rPr>
           <w:b/>
           <w:bCs/>
-          <w:color w:val="1a1a1a"/>
+          <w:color w:val="111111"/>
           <w:sz w:val="19"/>
           <w:szCs w:val="19"/>
         </w:rPr>
         <w:t xml:space="preserve">Request Details:</w:t>
       </w:r>
     </w:p>
-    <w:tbl>
-      <w:tblPr>
-        <w:tblW w:type="pct" w:w="100%"/>
-        <w:tblBorders>
-          <w:top w:val="single" w:color="auto" w:sz="4"/>
-          <w:left w:val="single" w:color="auto" w:sz="4"/>
-          <w:bottom w:val="single" w:color="auto" w:sz="4"/>
-          <w:right w:val="single" w:color="auto" w:sz="4"/>
-          <w:insideH w:val="single" w:color="auto" w:sz="4"/>
-          <w:insideV w:val="single" w:color="auto" w:sz="4"/>
-        </w:tblBorders>
-      </w:tblPr>
-      <w:tblGrid>
-        <w:gridCol w:w="100"/>
-        <w:gridCol w:w="100"/>
-      </w:tblGrid>
-      <w:tr>
-        <w:tc>
-          <w:tcPr>
-            <w:tcW w:type="pct" w:w="20%"/>
-          </w:tcPr>
-          <w:p>
-            <w:r>
-              <w:rPr>
-                <w:b/>
-                <w:bCs/>
-                <w:color w:val="1a1a1a"/>
-                <w:sz w:val="17"/>
-                <w:szCs w:val="17"/>
-              </w:rPr>
-              <w:t xml:space="preserve">Method</w:t>
-            </w:r>
-          </w:p>
-        </w:tc>
-        <w:tc>
-          <w:tcPr>
-            <w:tcW w:type="pct" w:w="80%"/>
-          </w:tcPr>
-          <w:p>
-            <w:r>
-              <w:rPr>
-                <w:color w:val="555555"/>
-                <w:sz w:val="17"/>
-                <w:szCs w:val="17"/>
-              </w:rPr>
-              <w:t xml:space="preserve">GET</w:t>
-            </w:r>
-          </w:p>
-        </w:tc>
-      </w:tr>
-      <w:tr>
-        <w:tc>
-          <w:tcPr>
-            <w:shd w:fill="f5f5f5" w:color="f5f5f5" w:val="solid"/>
-          </w:tcPr>
-          <w:p>
-            <w:r>
-              <w:rPr>
-                <w:b/>
-                <w:bCs/>
-                <w:color w:val="1a1a1a"/>
-                <w:sz w:val="17"/>
-                <w:szCs w:val="17"/>
-              </w:rPr>
-              <w:t xml:space="preserve">URL</w:t>
-            </w:r>
-          </w:p>
-        </w:tc>
-        <w:tc>
-          <w:tcPr>
-            <w:shd w:fill="f5f5f5" w:color="f5f5f5" w:val="solid"/>
-          </w:tcPr>
-          <w:p>
-            <w:r>
-              <w:rPr>
-                <w:rFonts w:ascii="Courier New" w:cs="Courier New" w:eastAsia="Courier New" w:hAnsi="Courier New"/>
-                <w:color w:val="555555"/>
-                <w:sz w:val="15"/>
-                <w:szCs w:val="15"/>
-              </w:rPr>
-              <w:t xml:space="preserve">https://openexchangerates.org/api/latest.json?app_id=9069645b9f1f4dc4bb634627a5e6d9d4&amp;symbols=NGN,USD</w:t>
-            </w:r>
-          </w:p>
-        </w:tc>
-      </w:tr>
-      <w:tr>
-        <w:tc>
-          <w:tcPr>
-            <w:shd/>
-          </w:tcPr>
-          <w:p>
-            <w:r>
-              <w:rPr>
-                <w:b/>
-                <w:bCs/>
-                <w:color w:val="1a1a1a"/>
-                <w:sz w:val="17"/>
-                <w:szCs w:val="17"/>
-              </w:rPr>
-              <w:t xml:space="preserve">Param: app_id</w:t>
-            </w:r>
-          </w:p>
-        </w:tc>
-        <w:tc>
-          <w:tcPr>
-            <w:shd/>
-          </w:tcPr>
-          <w:p>
-            <w:r>
-              <w:rPr>
-                <w:color w:val="555555"/>
-                <w:sz w:val="17"/>
-                <w:szCs w:val="17"/>
-              </w:rPr>
-              <w:t xml:space="preserve">9069645b9f1f4dc4bb634627a5e6d9d4   Required: Yes</w:t>
-            </w:r>
-          </w:p>
-        </w:tc>
-      </w:tr>
-      <w:tr>
-        <w:tc>
-          <w:tcPr>
-            <w:shd w:fill="f5f5f5" w:color="f5f5f5" w:val="solid"/>
-          </w:tcPr>
-          <w:p>
-            <w:r>
-              <w:rPr>
-                <w:b/>
-                <w:bCs/>
-                <w:color w:val="1a1a1a"/>
-                <w:sz w:val="17"/>
-                <w:szCs w:val="17"/>
-              </w:rPr>
-              <w:t xml:space="preserve">Param: symbols</w:t>
-            </w:r>
-          </w:p>
-        </w:tc>
-        <w:tc>
-          <w:tcPr>
-            <w:shd w:fill="f5f5f5" w:color="f5f5f5" w:val="solid"/>
-          </w:tcPr>
-          <w:p>
-            <w:r>
-              <w:rPr>
-                <w:color w:val="555555"/>
-                <w:sz w:val="17"/>
-                <w:szCs w:val="17"/>
-              </w:rPr>
-              <w:t xml:space="preserve">NGN,USD   Required: No</w:t>
-            </w:r>
-          </w:p>
-        </w:tc>
-      </w:tr>
-      <w:tr>
-        <w:tc>
-          <w:p>
-            <w:r>
-              <w:rPr>
-                <w:b/>
-                <w:bCs/>
-                <w:color w:val="1a1a1a"/>
-                <w:sz w:val="17"/>
-                <w:szCs w:val="17"/>
-              </w:rPr>
-              <w:t xml:space="preserve">Status</w:t>
-            </w:r>
-          </w:p>
-        </w:tc>
-        <w:tc>
-          <w:p>
-            <w:r>
-              <w:rPr>
-                <w:color w:val="555555"/>
-                <w:sz w:val="17"/>
-                <w:szCs w:val="17"/>
-              </w:rPr>
-              <w:t xml:space="preserve">200 OK</w:t>
-            </w:r>
-          </w:p>
-        </w:tc>
-      </w:tr>
-    </w:tbl>
-    <w:p>
-      <w:pPr>
-        <w:spacing w:after="60" w:before="120"/>
+    <w:p>
+      <w:pPr>
+        <w:pBdr>
+          <w:top w:val="single" w:color="cccccc" w:sz="4"/>
+          <w:bottom w:val="single" w:color="cccccc" w:sz="4"/>
+          <w:left w:val="single" w:color="cccccc" w:sz="4"/>
+          <w:right w:val="single" w:color="cccccc" w:sz="4"/>
+        </w:pBdr>
+        <w:shd w:fill="f9f9f9" w:color="f9f9f9" w:val="solid"/>
+        <w:spacing w:after="160"/>
+      </w:pPr>
+      <w:r>
+        <w:rPr>
+          <w:rFonts w:ascii="Courier New" w:cs="Courier New" w:eastAsia="Courier New" w:hAnsi="Courier New"/>
+          <w:color w:val="111111"/>
+          <w:sz w:val="15"/>
+          <w:szCs w:val="15"/>
+        </w:rPr>
+        <w:t xml:space="preserve">Method  :  GET
+URL     :  https://openexchangerates.org/api/latest.json?app_id=9069645b9f1f4dc4bb634627a5e6d9d4&amp;symbols=NGN,USD
+Param   :  app_id = 9069645b9f1f4dc4bb634627a5e6d9d4   (Required: Yes)
+Param   :  symbols = NGN,USD   (Required: No)
+Status  :  200 OK</w:t>
+      </w:r>
+    </w:p>
+    <w:p>
+      <w:pPr>
+        <w:spacing w:after="60" w:before="80"/>
       </w:pPr>
       <w:r>
         <w:rPr>
           <w:b/>
           <w:bCs/>
-          <w:color w:val="1a1a1a"/>
+          <w:color w:val="111111"/>
           <w:sz w:val="19"/>
           <w:szCs w:val="19"/>
         </w:rPr>
@@ -2500,17 +1820,18 @@
     <w:p>
       <w:pPr>
         <w:pBdr>
-          <w:top w:val="single" w:color="cccccc" w:sz="6"/>
-          <w:bottom w:val="single" w:color="cccccc" w:sz="6"/>
-          <w:left w:val="single" w:color="cccccc" w:sz="6"/>
-          <w:right w:val="single" w:color="cccccc" w:sz="6"/>
+          <w:top w:val="single" w:color="cccccc" w:sz="4"/>
+          <w:bottom w:val="single" w:color="cccccc" w:sz="4"/>
+          <w:left w:val="single" w:color="cccccc" w:sz="4"/>
+          <w:right w:val="single" w:color="cccccc" w:sz="4"/>
         </w:pBdr>
-        <w:spacing w:after="200"/>
+        <w:shd w:fill="f9f9f9" w:color="f9f9f9" w:val="solid"/>
+        <w:spacing w:after="160"/>
       </w:pPr>
       <w:r>
         <w:rPr>
           <w:rFonts w:ascii="Courier New" w:cs="Courier New" w:eastAsia="Courier New" w:hAnsi="Courier New"/>
-          <w:color w:val="1a1a1a"/>
+          <w:color w:val="111111"/>
           <w:sz w:val="15"/>
           <w:szCs w:val="15"/>
         </w:rPr>
@@ -2524,12 +1845,11 @@
     "USD": 1
   }
 }
-Calculation applied on the client side:
-  amount        = 1 USD
-  rate_FROM     = 1       (USD per 1 USD)
-  rate_TO       = 1370.5  (NGN per 1 USD)
-  converted     = 1 x (1370.5 / 1)
-  result        = 1,370.50 NGN</w:t>
+Calculation:
+  amount    = 1 USD
+  rate_FROM = 1
+  rate_TO   = 1370.5
+  result    = 1 x (1370.5 / 1) = 1,370.50 NGN</w:t>
       </w:r>
     </w:p>
     <w:p>
@@ -2539,7 +1859,7 @@
       </w:pPr>
       <w:r>
         <w:rPr>
-          <w:color w:val="555555"/>
+          <w:color w:val="444444"/>
           <w:sz w:val="16"/>
           <w:szCs w:val="16"/>
         </w:rPr>

--- a/CURRENCY_CONVERTER_API_Docs.docx
+++ b/CURRENCY_CONVERTER_API_Docs.docx
@@ -891,6 +891,7 @@
           <w:p>
             <w:r>
               <w:rPr>
+                <w:rFonts w:ascii="Arial Unicode MS" w:hAnsi="Arial Unicode MS" w:cs="Arial Unicode MS" w:eastAsia="Arial Unicode MS"/>
                 <w:color w:val="444444"/>
                 <w:sz w:val="16"/>
                 <w:szCs w:val="16"/>
@@ -1199,6 +1200,7 @@
           <w:p>
             <w:r>
               <w:rPr>
+                <w:rFonts w:ascii="Arial Unicode MS" w:hAnsi="Arial Unicode MS" w:cs="Arial Unicode MS" w:eastAsia="Arial Unicode MS"/>
                 <w:color w:val="444444"/>
                 <w:sz w:val="16"/>
                 <w:szCs w:val="16"/>
@@ -1561,11 +1563,17 @@
           <w:sz w:val="15"/>
           <w:szCs w:val="15"/>
         </w:rPr>
-        <w:t xml:space="preserve">Method  :  GET
-URL     :  https://openexchangerates.org/api/latest.json?app_id=9069645b9f1f4dc4bb634627a5e6d9d4&amp;symbols=NGN,USD,EUR,GBP,GHS
-Param   :  app_id = 9069645b9f1f4dc4bb634627a5e6d9d4   (Required: Yes)
-Param   :  symbols = NGN,USD,EUR,GBP,GHS   (Required: No)
-Status  :  200 OK</w:t>
+        <w:t>Method  :  GET</w:t>
+        <w:br/>
+        <w:t>URL     :  https://openexchangerates.org/api/latest.json?app_id=9069645b9f1f4dc4bb634627a5e6d9d4</w:t>
+        <w:br/>
+        <w:t xml:space="preserve">            &amp;symbols=NGN,USD,EUR,GBP,GHS</w:t>
+        <w:br/>
+        <w:t>Param   :  app_id = 9069645b9f1f4dc4bb634627a5e6d9d4   (Required: Yes)</w:t>
+        <w:br/>
+        <w:t>Param   :  symbols = NGN,USD,EUR,GBP,GHS   (Required: No)</w:t>
+        <w:br/>
+        <w:t>Status  :  200 OK</w:t>
       </w:r>
     </w:p>
     <w:p>
@@ -1677,11 +1685,17 @@
           <w:sz w:val="15"/>
           <w:szCs w:val="15"/>
         </w:rPr>
-        <w:t xml:space="preserve">Method  :  GET
-URL     :  https://openexchangerates.org/api/latest.json?app_id=9069645b9f1f4dc4bb634627a5e6d9d4&amp;symbols=NGN,USD
-Param   :  app_id = 9069645b9f1f4dc4bb634627a5e6d9d4   (Required: Yes)
-Param   :  symbols = NGN,USD   (Required: No)
-Status  :  200 OK</w:t>
+        <w:t>Method  :  GET</w:t>
+        <w:br/>
+        <w:t>URL     :  https://openexchangerates.org/api/latest.json?app_id=9069645b9f1f4dc4bb634627a5e6d9d4</w:t>
+        <w:br/>
+        <w:t xml:space="preserve">            &amp;symbols=NGN,USD</w:t>
+        <w:br/>
+        <w:t>Param   :  app_id = 9069645b9f1f4dc4bb634627a5e6d9d4   (Required: Yes)</w:t>
+        <w:br/>
+        <w:t>Param   :  symbols = NGN,USD   (Required: No)</w:t>
+        <w:br/>
+        <w:t>Status  :  200 OK</w:t>
       </w:r>
     </w:p>
     <w:p>
@@ -1795,11 +1809,17 @@
           <w:sz w:val="15"/>
           <w:szCs w:val="15"/>
         </w:rPr>
-        <w:t xml:space="preserve">Method  :  GET
-URL     :  https://openexchangerates.org/api/latest.json?app_id=9069645b9f1f4dc4bb634627a5e6d9d4&amp;symbols=NGN,USD
-Param   :  app_id = 9069645b9f1f4dc4bb634627a5e6d9d4   (Required: Yes)
-Param   :  symbols = NGN,USD   (Required: No)
-Status  :  200 OK</w:t>
+        <w:t>Method  :  GET</w:t>
+        <w:br/>
+        <w:t>URL     :  https://openexchangerates.org/api/latest.json?app_id=9069645b9f1f4dc4bb634627a5e6d9d4</w:t>
+        <w:br/>
+        <w:t xml:space="preserve">            &amp;symbols=NGN,USD</w:t>
+        <w:br/>
+        <w:t>Param   :  app_id = 9069645b9f1f4dc4bb634627a5e6d9d4   (Required: Yes)</w:t>
+        <w:br/>
+        <w:t>Param   :  symbols = NGN,USD   (Required: No)</w:t>
+        <w:br/>
+        <w:t>Status  :  200 OK</w:t>
       </w:r>
     </w:p>
     <w:p>

--- a/CURRENCY_CONVERTER_API_Docs.docx
+++ b/CURRENCY_CONVERTER_API_Docs.docx
@@ -124,14 +124,14 @@
       <w:tr>
         <w:tc>
           <w:tcPr>
-            <w:shd w:fill="dddddd" w:color="dddddd" w:val="solid"/>
+            <w:shd w:fill="333333" w:color="auto" w:val="clear"/>
           </w:tcPr>
           <w:p>
             <w:r>
               <w:rPr>
                 <w:b/>
                 <w:bCs/>
-                <w:color w:val="111111"/>
+                <w:color w:val="ffffff"/>
                 <w:sz w:val="16"/>
                 <w:szCs w:val="16"/>
               </w:rPr>
@@ -141,14 +141,14 @@
         </w:tc>
         <w:tc>
           <w:tcPr>
-            <w:shd w:fill="dddddd" w:color="dddddd" w:val="solid"/>
+            <w:shd w:fill="333333" w:color="auto" w:val="clear"/>
           </w:tcPr>
           <w:p>
             <w:r>
               <w:rPr>
                 <w:b/>
                 <w:bCs/>
-                <w:color w:val="111111"/>
+                <w:color w:val="ffffff"/>
                 <w:sz w:val="16"/>
                 <w:szCs w:val="16"/>
               </w:rPr>
@@ -161,14 +161,14 @@
         <w:tc>
           <w:tcPr>
             <w:tcW w:type="pct" w:w="28%"/>
-            <w:shd w:fill="f5f5f5" w:color="f5f5f5" w:val="solid"/>
+            <w:shd w:fill="ffffff" w:color="auto" w:val="clear"/>
           </w:tcPr>
           <w:p>
             <w:r>
               <w:rPr>
                 <w:b/>
                 <w:bCs/>
-                <w:color w:val="111111"/>
+                <w:color w:val="000000"/>
                 <w:sz w:val="17"/>
                 <w:szCs w:val="17"/>
               </w:rPr>
@@ -179,12 +179,12 @@
         <w:tc>
           <w:tcPr>
             <w:tcW w:type="pct" w:w="72%"/>
-            <w:shd w:fill="f5f5f5" w:color="f5f5f5" w:val="solid"/>
-          </w:tcPr>
-          <w:p>
-            <w:r>
-              <w:rPr>
-                <w:color w:val="444444"/>
+            <w:shd w:fill="ffffff" w:color="auto" w:val="clear"/>
+          </w:tcPr>
+          <w:p>
+            <w:r>
+              <w:rPr>
+                <w:color w:val="000000"/>
                 <w:sz w:val="17"/>
                 <w:szCs w:val="17"/>
               </w:rPr>
@@ -197,14 +197,14 @@
         <w:tc>
           <w:tcPr>
             <w:tcW w:type="pct" w:w="28%"/>
-            <w:shd/>
+            <w:shd w:val="clear" w:color="auto" w:fill="f5f5f5"/>
           </w:tcPr>
           <w:p>
             <w:r>
               <w:rPr>
                 <w:b/>
                 <w:bCs/>
-                <w:color w:val="111111"/>
+                <w:color w:val="000000"/>
                 <w:sz w:val="17"/>
                 <w:szCs w:val="17"/>
               </w:rPr>
@@ -215,12 +215,12 @@
         <w:tc>
           <w:tcPr>
             <w:tcW w:type="pct" w:w="72%"/>
-            <w:shd/>
-          </w:tcPr>
-          <w:p>
-            <w:r>
-              <w:rPr>
-                <w:color w:val="444444"/>
+            <w:shd w:val="clear" w:color="auto" w:fill="f5f5f5"/>
+          </w:tcPr>
+          <w:p>
+            <w:r>
+              <w:rPr>
+                <w:color w:val="000000"/>
                 <w:sz w:val="17"/>
                 <w:szCs w:val="17"/>
               </w:rPr>
@@ -233,14 +233,14 @@
         <w:tc>
           <w:tcPr>
             <w:tcW w:type="pct" w:w="28%"/>
-            <w:shd w:fill="f5f5f5" w:color="f5f5f5" w:val="solid"/>
+            <w:shd w:fill="ffffff" w:color="auto" w:val="clear"/>
           </w:tcPr>
           <w:p>
             <w:r>
               <w:rPr>
                 <w:b/>
                 <w:bCs/>
-                <w:color w:val="111111"/>
+                <w:color w:val="000000"/>
                 <w:sz w:val="17"/>
                 <w:szCs w:val="17"/>
               </w:rPr>
@@ -251,12 +251,12 @@
         <w:tc>
           <w:tcPr>
             <w:tcW w:type="pct" w:w="72%"/>
-            <w:shd w:fill="f5f5f5" w:color="f5f5f5" w:val="solid"/>
-          </w:tcPr>
-          <w:p>
-            <w:r>
-              <w:rPr>
-                <w:color w:val="444444"/>
+            <w:shd w:fill="ffffff" w:color="auto" w:val="clear"/>
+          </w:tcPr>
+          <w:p>
+            <w:r>
+              <w:rPr>
+                <w:color w:val="000000"/>
                 <w:sz w:val="17"/>
                 <w:szCs w:val="17"/>
               </w:rPr>
@@ -269,14 +269,14 @@
         <w:tc>
           <w:tcPr>
             <w:tcW w:type="pct" w:w="28%"/>
-            <w:shd/>
+            <w:shd w:val="clear" w:color="auto" w:fill="f5f5f5"/>
           </w:tcPr>
           <w:p>
             <w:r>
               <w:rPr>
                 <w:b/>
                 <w:bCs/>
-                <w:color w:val="111111"/>
+                <w:color w:val="000000"/>
                 <w:sz w:val="17"/>
                 <w:szCs w:val="17"/>
               </w:rPr>
@@ -287,12 +287,12 @@
         <w:tc>
           <w:tcPr>
             <w:tcW w:type="pct" w:w="72%"/>
-            <w:shd/>
-          </w:tcPr>
-          <w:p>
-            <w:r>
-              <w:rPr>
-                <w:color w:val="444444"/>
+            <w:shd w:val="clear" w:color="auto" w:fill="f5f5f5"/>
+          </w:tcPr>
+          <w:p>
+            <w:r>
+              <w:rPr>
+                <w:color w:val="000000"/>
                 <w:sz w:val="17"/>
                 <w:szCs w:val="17"/>
               </w:rPr>
@@ -305,14 +305,14 @@
         <w:tc>
           <w:tcPr>
             <w:tcW w:type="pct" w:w="28%"/>
-            <w:shd w:fill="f5f5f5" w:color="f5f5f5" w:val="solid"/>
+            <w:shd w:fill="ffffff" w:color="auto" w:val="clear"/>
           </w:tcPr>
           <w:p>
             <w:r>
               <w:rPr>
                 <w:b/>
                 <w:bCs/>
-                <w:color w:val="111111"/>
+                <w:color w:val="000000"/>
                 <w:sz w:val="17"/>
                 <w:szCs w:val="17"/>
               </w:rPr>
@@ -323,12 +323,12 @@
         <w:tc>
           <w:tcPr>
             <w:tcW w:type="pct" w:w="72%"/>
-            <w:shd w:fill="f5f5f5" w:color="f5f5f5" w:val="solid"/>
-          </w:tcPr>
-          <w:p>
-            <w:r>
-              <w:rPr>
-                <w:color w:val="444444"/>
+            <w:shd w:fill="ffffff" w:color="auto" w:val="clear"/>
+          </w:tcPr>
+          <w:p>
+            <w:r>
+              <w:rPr>
+                <w:color w:val="000000"/>
                 <w:sz w:val="17"/>
                 <w:szCs w:val="17"/>
               </w:rPr>
@@ -341,14 +341,14 @@
         <w:tc>
           <w:tcPr>
             <w:tcW w:type="pct" w:w="28%"/>
-            <w:shd/>
+            <w:shd w:val="clear" w:color="auto" w:fill="f5f5f5"/>
           </w:tcPr>
           <w:p>
             <w:r>
               <w:rPr>
                 <w:b/>
                 <w:bCs/>
-                <w:color w:val="111111"/>
+                <w:color w:val="000000"/>
                 <w:sz w:val="17"/>
                 <w:szCs w:val="17"/>
               </w:rPr>
@@ -359,12 +359,12 @@
         <w:tc>
           <w:tcPr>
             <w:tcW w:type="pct" w:w="72%"/>
-            <w:shd/>
-          </w:tcPr>
-          <w:p>
-            <w:r>
-              <w:rPr>
-                <w:color w:val="444444"/>
+            <w:shd w:val="clear" w:color="auto" w:fill="f5f5f5"/>
+          </w:tcPr>
+          <w:p>
+            <w:r>
+              <w:rPr>
+                <w:color w:val="000000"/>
                 <w:sz w:val="17"/>
                 <w:szCs w:val="17"/>
               </w:rPr>
@@ -410,14 +410,14 @@
         <w:tc>
           <w:tcPr>
             <w:tcW w:type="pct" w:w="28%"/>
-            <w:shd w:fill="f5f5f5" w:color="f5f5f5" w:val="solid"/>
+            <w:shd w:fill="333333" w:color="auto" w:val="clear"/>
           </w:tcPr>
           <w:p>
             <w:r>
               <w:rPr>
                 <w:b/>
                 <w:bCs/>
-                <w:color w:val="111111"/>
+                <w:color w:val="ffffff"/>
                 <w:sz w:val="17"/>
                 <w:szCs w:val="17"/>
               </w:rPr>
@@ -428,12 +428,12 @@
         <w:tc>
           <w:tcPr>
             <w:tcW w:type="pct" w:w="72%"/>
-            <w:shd w:fill="f5f5f5" w:color="f5f5f5" w:val="solid"/>
-          </w:tcPr>
-          <w:p>
-            <w:r>
-              <w:rPr>
-                <w:color w:val="444444"/>
+            <w:shd w:fill="333333" w:color="auto" w:val="clear"/>
+          </w:tcPr>
+          <w:p>
+            <w:r>
+              <w:rPr>
+                <w:color w:val="ffffff"/>
                 <w:sz w:val="17"/>
                 <w:szCs w:val="17"/>
               </w:rPr>
@@ -446,14 +446,14 @@
         <w:tc>
           <w:tcPr>
             <w:tcW w:type="pct" w:w="28%"/>
-            <w:shd/>
+            <w:shd w:val="clear" w:color="auto" w:fill="ffffff"/>
           </w:tcPr>
           <w:p>
             <w:r>
               <w:rPr>
                 <w:b/>
                 <w:bCs/>
-                <w:color w:val="111111"/>
+                <w:color w:val="000000"/>
                 <w:sz w:val="17"/>
                 <w:szCs w:val="17"/>
               </w:rPr>
@@ -464,12 +464,12 @@
         <w:tc>
           <w:tcPr>
             <w:tcW w:type="pct" w:w="72%"/>
-            <w:shd/>
-          </w:tcPr>
-          <w:p>
-            <w:r>
-              <w:rPr>
-                <w:color w:val="444444"/>
+            <w:shd w:val="clear" w:color="auto" w:fill="ffffff"/>
+          </w:tcPr>
+          <w:p>
+            <w:r>
+              <w:rPr>
+                <w:color w:val="000000"/>
                 <w:sz w:val="17"/>
                 <w:szCs w:val="17"/>
               </w:rPr>
@@ -482,14 +482,14 @@
         <w:tc>
           <w:tcPr>
             <w:tcW w:type="pct" w:w="28%"/>
-            <w:shd w:fill="f5f5f5" w:color="f5f5f5" w:val="solid"/>
+            <w:shd w:fill="f5f5f5" w:color="auto" w:val="clear"/>
           </w:tcPr>
           <w:p>
             <w:r>
               <w:rPr>
                 <w:b/>
                 <w:bCs/>
-                <w:color w:val="111111"/>
+                <w:color w:val="000000"/>
                 <w:sz w:val="17"/>
                 <w:szCs w:val="17"/>
               </w:rPr>
@@ -500,12 +500,12 @@
         <w:tc>
           <w:tcPr>
             <w:tcW w:type="pct" w:w="72%"/>
-            <w:shd w:fill="f5f5f5" w:color="f5f5f5" w:val="solid"/>
-          </w:tcPr>
-          <w:p>
-            <w:r>
-              <w:rPr>
-                <w:color w:val="444444"/>
+            <w:shd w:fill="f5f5f5" w:color="auto" w:val="clear"/>
+          </w:tcPr>
+          <w:p>
+            <w:r>
+              <w:rPr>
+                <w:color w:val="000000"/>
                 <w:sz w:val="17"/>
                 <w:szCs w:val="17"/>
               </w:rPr>
@@ -518,14 +518,14 @@
         <w:tc>
           <w:tcPr>
             <w:tcW w:type="pct" w:w="28%"/>
-            <w:shd/>
+            <w:shd w:val="clear" w:color="auto" w:fill="ffffff"/>
           </w:tcPr>
           <w:p>
             <w:r>
               <w:rPr>
                 <w:b/>
                 <w:bCs/>
-                <w:color w:val="111111"/>
+                <w:color w:val="000000"/>
                 <w:sz w:val="17"/>
                 <w:szCs w:val="17"/>
               </w:rPr>
@@ -536,12 +536,12 @@
         <w:tc>
           <w:tcPr>
             <w:tcW w:type="pct" w:w="72%"/>
-            <w:shd/>
-          </w:tcPr>
-          <w:p>
-            <w:r>
-              <w:rPr>
-                <w:color w:val="444444"/>
+            <w:shd w:val="clear" w:color="auto" w:fill="ffffff"/>
+          </w:tcPr>
+          <w:p>
+            <w:r>
+              <w:rPr>
+                <w:color w:val="000000"/>
                 <w:sz w:val="17"/>
                 <w:szCs w:val="17"/>
               </w:rPr>
@@ -554,14 +554,14 @@
         <w:tc>
           <w:tcPr>
             <w:tcW w:type="pct" w:w="28%"/>
-            <w:shd w:fill="f5f5f5" w:color="f5f5f5" w:val="solid"/>
+            <w:shd w:fill="f5f5f5" w:color="auto" w:val="clear"/>
           </w:tcPr>
           <w:p>
             <w:r>
               <w:rPr>
                 <w:b/>
                 <w:bCs/>
-                <w:color w:val="111111"/>
+                <w:color w:val="000000"/>
                 <w:sz w:val="17"/>
                 <w:szCs w:val="17"/>
               </w:rPr>
@@ -572,12 +572,12 @@
         <w:tc>
           <w:tcPr>
             <w:tcW w:type="pct" w:w="72%"/>
-            <w:shd w:fill="f5f5f5" w:color="f5f5f5" w:val="solid"/>
-          </w:tcPr>
-          <w:p>
-            <w:r>
-              <w:rPr>
-                <w:color w:val="444444"/>
+            <w:shd w:fill="f5f5f5" w:color="auto" w:val="clear"/>
+          </w:tcPr>
+          <w:p>
+            <w:r>
+              <w:rPr>
+                <w:color w:val="000000"/>
                 <w:sz w:val="17"/>
                 <w:szCs w:val="17"/>
               </w:rPr>
@@ -590,14 +590,14 @@
         <w:tc>
           <w:tcPr>
             <w:tcW w:type="pct" w:w="28%"/>
-            <w:shd/>
+            <w:shd w:val="clear" w:color="auto" w:fill="ffffff"/>
           </w:tcPr>
           <w:p>
             <w:r>
               <w:rPr>
                 <w:b/>
                 <w:bCs/>
-                <w:color w:val="111111"/>
+                <w:color w:val="000000"/>
                 <w:sz w:val="17"/>
                 <w:szCs w:val="17"/>
               </w:rPr>
@@ -608,12 +608,12 @@
         <w:tc>
           <w:tcPr>
             <w:tcW w:type="pct" w:w="72%"/>
-            <w:shd/>
-          </w:tcPr>
-          <w:p>
-            <w:r>
-              <w:rPr>
-                <w:color w:val="444444"/>
+            <w:shd w:val="clear" w:color="auto" w:fill="ffffff"/>
+          </w:tcPr>
+          <w:p>
+            <w:r>
+              <w:rPr>
+                <w:color w:val="000000"/>
                 <w:sz w:val="17"/>
                 <w:szCs w:val="17"/>
               </w:rPr>
@@ -626,14 +626,14 @@
         <w:tc>
           <w:tcPr>
             <w:tcW w:type="pct" w:w="28%"/>
-            <w:shd w:fill="f5f5f5" w:color="f5f5f5" w:val="solid"/>
+            <w:shd w:fill="f5f5f5" w:color="auto" w:val="clear"/>
           </w:tcPr>
           <w:p>
             <w:r>
               <w:rPr>
                 <w:b/>
                 <w:bCs/>
-                <w:color w:val="111111"/>
+                <w:color w:val="000000"/>
                 <w:sz w:val="17"/>
                 <w:szCs w:val="17"/>
               </w:rPr>
@@ -644,12 +644,12 @@
         <w:tc>
           <w:tcPr>
             <w:tcW w:type="pct" w:w="72%"/>
-            <w:shd w:fill="f5f5f5" w:color="f5f5f5" w:val="solid"/>
-          </w:tcPr>
-          <w:p>
-            <w:r>
-              <w:rPr>
-                <w:color w:val="444444"/>
+            <w:shd w:fill="f5f5f5" w:color="auto" w:val="clear"/>
+          </w:tcPr>
+          <w:p>
+            <w:r>
+              <w:rPr>
+                <w:color w:val="000000"/>
                 <w:sz w:val="17"/>
                 <w:szCs w:val="17"/>
               </w:rPr>
@@ -662,14 +662,14 @@
         <w:tc>
           <w:tcPr>
             <w:tcW w:type="pct" w:w="28%"/>
-            <w:shd/>
+            <w:shd w:val="clear" w:color="auto" w:fill="ffffff"/>
           </w:tcPr>
           <w:p>
             <w:r>
               <w:rPr>
                 <w:b/>
                 <w:bCs/>
-                <w:color w:val="111111"/>
+                <w:color w:val="000000"/>
                 <w:sz w:val="17"/>
                 <w:szCs w:val="17"/>
               </w:rPr>
@@ -680,12 +680,12 @@
         <w:tc>
           <w:tcPr>
             <w:tcW w:type="pct" w:w="72%"/>
-            <w:shd/>
-          </w:tcPr>
-          <w:p>
-            <w:r>
-              <w:rPr>
-                <w:color w:val="444444"/>
+            <w:shd w:val="clear" w:color="auto" w:fill="ffffff"/>
+          </w:tcPr>
+          <w:p>
+            <w:r>
+              <w:rPr>
+                <w:color w:val="000000"/>
                 <w:sz w:val="17"/>
                 <w:szCs w:val="17"/>
               </w:rPr>
@@ -698,14 +698,14 @@
         <w:tc>
           <w:tcPr>
             <w:tcW w:type="pct" w:w="28%"/>
-            <w:shd w:fill="f5f5f5" w:color="f5f5f5" w:val="solid"/>
+            <w:shd w:fill="f5f5f5" w:color="auto" w:val="clear"/>
           </w:tcPr>
           <w:p>
             <w:r>
               <w:rPr>
                 <w:b/>
                 <w:bCs/>
-                <w:color w:val="111111"/>
+                <w:color w:val="000000"/>
                 <w:sz w:val="17"/>
                 <w:szCs w:val="17"/>
               </w:rPr>
@@ -716,12 +716,12 @@
         <w:tc>
           <w:tcPr>
             <w:tcW w:type="pct" w:w="72%"/>
-            <w:shd w:fill="f5f5f5" w:color="f5f5f5" w:val="solid"/>
-          </w:tcPr>
-          <w:p>
-            <w:r>
-              <w:rPr>
-                <w:color w:val="444444"/>
+            <w:shd w:fill="f5f5f5" w:color="auto" w:val="clear"/>
+          </w:tcPr>
+          <w:p>
+            <w:r>
+              <w:rPr>
+                <w:color w:val="000000"/>
                 <w:sz w:val="17"/>
                 <w:szCs w:val="17"/>
               </w:rPr>
@@ -769,14 +769,14 @@
       <w:tr>
         <w:tc>
           <w:tcPr>
-            <w:shd w:fill="dddddd" w:color="dddddd" w:val="solid"/>
+            <w:shd w:fill="333333" w:color="auto" w:val="clear"/>
           </w:tcPr>
           <w:p>
             <w:r>
               <w:rPr>
                 <w:b/>
                 <w:bCs/>
-                <w:color w:val="111111"/>
+                <w:color w:val="ffffff"/>
                 <w:sz w:val="16"/>
                 <w:szCs w:val="16"/>
               </w:rPr>
@@ -786,14 +786,14 @@
         </w:tc>
         <w:tc>
           <w:tcPr>
-            <w:shd w:fill="dddddd" w:color="dddddd" w:val="solid"/>
+            <w:shd w:fill="333333" w:color="auto" w:val="clear"/>
           </w:tcPr>
           <w:p>
             <w:r>
               <w:rPr>
                 <w:b/>
                 <w:bCs/>
-                <w:color w:val="111111"/>
+                <w:color w:val="ffffff"/>
                 <w:sz w:val="16"/>
                 <w:szCs w:val="16"/>
               </w:rPr>
@@ -803,14 +803,14 @@
         </w:tc>
         <w:tc>
           <w:tcPr>
-            <w:shd w:fill="dddddd" w:color="dddddd" w:val="solid"/>
+            <w:shd w:fill="333333" w:color="auto" w:val="clear"/>
           </w:tcPr>
           <w:p>
             <w:r>
               <w:rPr>
                 <w:b/>
                 <w:bCs/>
-                <w:color w:val="111111"/>
+                <w:color w:val="ffffff"/>
                 <w:sz w:val="16"/>
                 <w:szCs w:val="16"/>
               </w:rPr>
@@ -820,14 +820,14 @@
         </w:tc>
         <w:tc>
           <w:tcPr>
-            <w:shd w:fill="dddddd" w:color="dddddd" w:val="solid"/>
+            <w:shd w:fill="333333" w:color="auto" w:val="clear"/>
           </w:tcPr>
           <w:p>
             <w:r>
               <w:rPr>
                 <w:b/>
                 <w:bCs/>
-                <w:color w:val="111111"/>
+                <w:color w:val="ffffff"/>
                 <w:sz w:val="16"/>
                 <w:szCs w:val="16"/>
               </w:rPr>
@@ -837,14 +837,14 @@
         </w:tc>
         <w:tc>
           <w:tcPr>
-            <w:shd w:fill="dddddd" w:color="dddddd" w:val="solid"/>
+            <w:shd w:fill="333333" w:color="auto" w:val="clear"/>
           </w:tcPr>
           <w:p>
             <w:r>
               <w:rPr>
                 <w:b/>
                 <w:bCs/>
-                <w:color w:val="111111"/>
+                <w:color w:val="ffffff"/>
                 <w:sz w:val="16"/>
                 <w:szCs w:val="16"/>
               </w:rPr>
@@ -856,12 +856,12 @@
       <w:tr>
         <w:tc>
           <w:tcPr>
-            <w:shd w:fill="f5f5f5" w:color="f5f5f5" w:val="solid"/>
-          </w:tcPr>
-          <w:p>
-            <w:r>
-              <w:rPr>
-                <w:color w:val="444444"/>
+            <w:shd w:fill="ffffff" w:color="auto" w:val="clear"/>
+          </w:tcPr>
+          <w:p>
+            <w:r>
+              <w:rPr>
+                <w:color w:val="000000"/>
                 <w:sz w:val="16"/>
                 <w:szCs w:val="16"/>
               </w:rPr>
@@ -871,12 +871,12 @@
         </w:tc>
         <w:tc>
           <w:tcPr>
-            <w:shd w:fill="f5f5f5" w:color="f5f5f5" w:val="solid"/>
-          </w:tcPr>
-          <w:p>
-            <w:r>
-              <w:rPr>
-                <w:color w:val="444444"/>
+            <w:shd w:fill="ffffff" w:color="auto" w:val="clear"/>
+          </w:tcPr>
+          <w:p>
+            <w:r>
+              <w:rPr>
+                <w:color w:val="000000"/>
                 <w:sz w:val="16"/>
                 <w:szCs w:val="16"/>
               </w:rPr>
@@ -886,13 +886,13 @@
         </w:tc>
         <w:tc>
           <w:tcPr>
-            <w:shd w:fill="f5f5f5" w:color="f5f5f5" w:val="solid"/>
+            <w:shd w:fill="ffffff" w:color="auto" w:val="clear"/>
           </w:tcPr>
           <w:p>
             <w:r>
               <w:rPr>
                 <w:rFonts w:ascii="Arial Unicode MS" w:hAnsi="Arial Unicode MS" w:cs="Arial Unicode MS" w:eastAsia="Arial Unicode MS"/>
-                <w:color w:val="444444"/>
+                <w:color w:val="000000"/>
                 <w:sz w:val="16"/>
                 <w:szCs w:val="16"/>
               </w:rPr>
@@ -902,12 +902,12 @@
         </w:tc>
         <w:tc>
           <w:tcPr>
-            <w:shd w:fill="f5f5f5" w:color="f5f5f5" w:val="solid"/>
-          </w:tcPr>
-          <w:p>
-            <w:r>
-              <w:rPr>
-                <w:color w:val="444444"/>
+            <w:shd w:fill="ffffff" w:color="auto" w:val="clear"/>
+          </w:tcPr>
+          <w:p>
+            <w:r>
+              <w:rPr>
+                <w:color w:val="000000"/>
                 <w:sz w:val="16"/>
                 <w:szCs w:val="16"/>
               </w:rPr>
@@ -917,12 +917,12 @@
         </w:tc>
         <w:tc>
           <w:tcPr>
-            <w:shd w:fill="f5f5f5" w:color="f5f5f5" w:val="solid"/>
-          </w:tcPr>
-          <w:p>
-            <w:r>
-              <w:rPr>
-                <w:color w:val="444444"/>
+            <w:shd w:fill="ffffff" w:color="auto" w:val="clear"/>
+          </w:tcPr>
+          <w:p>
+            <w:r>
+              <w:rPr>
+                <w:color w:val="000000"/>
                 <w:sz w:val="16"/>
                 <w:szCs w:val="16"/>
               </w:rPr>
@@ -934,12 +934,12 @@
       <w:tr>
         <w:tc>
           <w:tcPr>
-            <w:shd/>
-          </w:tcPr>
-          <w:p>
-            <w:r>
-              <w:rPr>
-                <w:color w:val="444444"/>
+            <w:shd w:val="clear" w:color="auto" w:fill="f5f5f5"/>
+          </w:tcPr>
+          <w:p>
+            <w:r>
+              <w:rPr>
+                <w:color w:val="000000"/>
                 <w:sz w:val="16"/>
                 <w:szCs w:val="16"/>
               </w:rPr>
@@ -949,12 +949,12 @@
         </w:tc>
         <w:tc>
           <w:tcPr>
-            <w:shd/>
-          </w:tcPr>
-          <w:p>
-            <w:r>
-              <w:rPr>
-                <w:color w:val="444444"/>
+            <w:shd w:val="clear" w:color="auto" w:fill="f5f5f5"/>
+          </w:tcPr>
+          <w:p>
+            <w:r>
+              <w:rPr>
+                <w:color w:val="000000"/>
                 <w:sz w:val="16"/>
                 <w:szCs w:val="16"/>
               </w:rPr>
@@ -964,12 +964,12 @@
         </w:tc>
         <w:tc>
           <w:tcPr>
-            <w:shd/>
-          </w:tcPr>
-          <w:p>
-            <w:r>
-              <w:rPr>
-                <w:color w:val="444444"/>
+            <w:shd w:val="clear" w:color="auto" w:fill="f5f5f5"/>
+          </w:tcPr>
+          <w:p>
+            <w:r>
+              <w:rPr>
+                <w:color w:val="000000"/>
                 <w:sz w:val="16"/>
                 <w:szCs w:val="16"/>
               </w:rPr>
@@ -979,12 +979,12 @@
         </w:tc>
         <w:tc>
           <w:tcPr>
-            <w:shd/>
-          </w:tcPr>
-          <w:p>
-            <w:r>
-              <w:rPr>
-                <w:color w:val="444444"/>
+            <w:shd w:val="clear" w:color="auto" w:fill="f5f5f5"/>
+          </w:tcPr>
+          <w:p>
+            <w:r>
+              <w:rPr>
+                <w:color w:val="000000"/>
                 <w:sz w:val="16"/>
                 <w:szCs w:val="16"/>
               </w:rPr>
@@ -994,12 +994,12 @@
         </w:tc>
         <w:tc>
           <w:tcPr>
-            <w:shd/>
-          </w:tcPr>
-          <w:p>
-            <w:r>
-              <w:rPr>
-                <w:color w:val="444444"/>
+            <w:shd w:val="clear" w:color="auto" w:fill="f5f5f5"/>
+          </w:tcPr>
+          <w:p>
+            <w:r>
+              <w:rPr>
+                <w:color w:val="000000"/>
                 <w:sz w:val="16"/>
                 <w:szCs w:val="16"/>
               </w:rPr>
@@ -1011,12 +1011,12 @@
       <w:tr>
         <w:tc>
           <w:tcPr>
-            <w:shd w:fill="f5f5f5" w:color="f5f5f5" w:val="solid"/>
-          </w:tcPr>
-          <w:p>
-            <w:r>
-              <w:rPr>
-                <w:color w:val="444444"/>
+            <w:shd w:fill="ffffff" w:color="auto" w:val="clear"/>
+          </w:tcPr>
+          <w:p>
+            <w:r>
+              <w:rPr>
+                <w:color w:val="000000"/>
                 <w:sz w:val="16"/>
                 <w:szCs w:val="16"/>
               </w:rPr>
@@ -1026,12 +1026,12 @@
         </w:tc>
         <w:tc>
           <w:tcPr>
-            <w:shd w:fill="f5f5f5" w:color="f5f5f5" w:val="solid"/>
-          </w:tcPr>
-          <w:p>
-            <w:r>
-              <w:rPr>
-                <w:color w:val="444444"/>
+            <w:shd w:fill="ffffff" w:color="auto" w:val="clear"/>
+          </w:tcPr>
+          <w:p>
+            <w:r>
+              <w:rPr>
+                <w:color w:val="000000"/>
                 <w:sz w:val="16"/>
                 <w:szCs w:val="16"/>
               </w:rPr>
@@ -1041,12 +1041,12 @@
         </w:tc>
         <w:tc>
           <w:tcPr>
-            <w:shd w:fill="f5f5f5" w:color="f5f5f5" w:val="solid"/>
-          </w:tcPr>
-          <w:p>
-            <w:r>
-              <w:rPr>
-                <w:color w:val="444444"/>
+            <w:shd w:fill="ffffff" w:color="auto" w:val="clear"/>
+          </w:tcPr>
+          <w:p>
+            <w:r>
+              <w:rPr>
+                <w:color w:val="000000"/>
                 <w:sz w:val="16"/>
                 <w:szCs w:val="16"/>
               </w:rPr>
@@ -1056,12 +1056,12 @@
         </w:tc>
         <w:tc>
           <w:tcPr>
-            <w:shd w:fill="f5f5f5" w:color="f5f5f5" w:val="solid"/>
-          </w:tcPr>
-          <w:p>
-            <w:r>
-              <w:rPr>
-                <w:color w:val="444444"/>
+            <w:shd w:fill="ffffff" w:color="auto" w:val="clear"/>
+          </w:tcPr>
+          <w:p>
+            <w:r>
+              <w:rPr>
+                <w:color w:val="000000"/>
                 <w:sz w:val="16"/>
                 <w:szCs w:val="16"/>
               </w:rPr>
@@ -1071,12 +1071,12 @@
         </w:tc>
         <w:tc>
           <w:tcPr>
-            <w:shd w:fill="f5f5f5" w:color="f5f5f5" w:val="solid"/>
-          </w:tcPr>
-          <w:p>
-            <w:r>
-              <w:rPr>
-                <w:color w:val="444444"/>
+            <w:shd w:fill="ffffff" w:color="auto" w:val="clear"/>
+          </w:tcPr>
+          <w:p>
+            <w:r>
+              <w:rPr>
+                <w:color w:val="000000"/>
                 <w:sz w:val="16"/>
                 <w:szCs w:val="16"/>
               </w:rPr>
@@ -1088,12 +1088,12 @@
       <w:tr>
         <w:tc>
           <w:tcPr>
-            <w:shd/>
-          </w:tcPr>
-          <w:p>
-            <w:r>
-              <w:rPr>
-                <w:color w:val="444444"/>
+            <w:shd w:val="clear" w:color="auto" w:fill="f5f5f5"/>
+          </w:tcPr>
+          <w:p>
+            <w:r>
+              <w:rPr>
+                <w:color w:val="000000"/>
                 <w:sz w:val="16"/>
                 <w:szCs w:val="16"/>
               </w:rPr>
@@ -1103,12 +1103,12 @@
         </w:tc>
         <w:tc>
           <w:tcPr>
-            <w:shd/>
-          </w:tcPr>
-          <w:p>
-            <w:r>
-              <w:rPr>
-                <w:color w:val="444444"/>
+            <w:shd w:val="clear" w:color="auto" w:fill="f5f5f5"/>
+          </w:tcPr>
+          <w:p>
+            <w:r>
+              <w:rPr>
+                <w:color w:val="000000"/>
                 <w:sz w:val="16"/>
                 <w:szCs w:val="16"/>
               </w:rPr>
@@ -1118,12 +1118,12 @@
         </w:tc>
         <w:tc>
           <w:tcPr>
-            <w:shd/>
-          </w:tcPr>
-          <w:p>
-            <w:r>
-              <w:rPr>
-                <w:color w:val="444444"/>
+            <w:shd w:val="clear" w:color="auto" w:fill="f5f5f5"/>
+          </w:tcPr>
+          <w:p>
+            <w:r>
+              <w:rPr>
+                <w:color w:val="000000"/>
                 <w:sz w:val="16"/>
                 <w:szCs w:val="16"/>
               </w:rPr>
@@ -1133,12 +1133,12 @@
         </w:tc>
         <w:tc>
           <w:tcPr>
-            <w:shd/>
-          </w:tcPr>
-          <w:p>
-            <w:r>
-              <w:rPr>
-                <w:color w:val="444444"/>
+            <w:shd w:val="clear" w:color="auto" w:fill="f5f5f5"/>
+          </w:tcPr>
+          <w:p>
+            <w:r>
+              <w:rPr>
+                <w:color w:val="000000"/>
                 <w:sz w:val="16"/>
                 <w:szCs w:val="16"/>
               </w:rPr>
@@ -1148,12 +1148,12 @@
         </w:tc>
         <w:tc>
           <w:tcPr>
-            <w:shd/>
-          </w:tcPr>
-          <w:p>
-            <w:r>
-              <w:rPr>
-                <w:color w:val="444444"/>
+            <w:shd w:val="clear" w:color="auto" w:fill="f5f5f5"/>
+          </w:tcPr>
+          <w:p>
+            <w:r>
+              <w:rPr>
+                <w:color w:val="000000"/>
                 <w:sz w:val="16"/>
                 <w:szCs w:val="16"/>
               </w:rPr>
@@ -1165,12 +1165,12 @@
       <w:tr>
         <w:tc>
           <w:tcPr>
-            <w:shd w:fill="f5f5f5" w:color="f5f5f5" w:val="solid"/>
-          </w:tcPr>
-          <w:p>
-            <w:r>
-              <w:rPr>
-                <w:color w:val="444444"/>
+            <w:shd w:fill="ffffff" w:color="auto" w:val="clear"/>
+          </w:tcPr>
+          <w:p>
+            <w:r>
+              <w:rPr>
+                <w:color w:val="000000"/>
                 <w:sz w:val="16"/>
                 <w:szCs w:val="16"/>
               </w:rPr>
@@ -1180,12 +1180,12 @@
         </w:tc>
         <w:tc>
           <w:tcPr>
-            <w:shd w:fill="f5f5f5" w:color="f5f5f5" w:val="solid"/>
-          </w:tcPr>
-          <w:p>
-            <w:r>
-              <w:rPr>
-                <w:color w:val="444444"/>
+            <w:shd w:fill="ffffff" w:color="auto" w:val="clear"/>
+          </w:tcPr>
+          <w:p>
+            <w:r>
+              <w:rPr>
+                <w:color w:val="000000"/>
                 <w:sz w:val="16"/>
                 <w:szCs w:val="16"/>
               </w:rPr>
@@ -1195,13 +1195,13 @@
         </w:tc>
         <w:tc>
           <w:tcPr>
-            <w:shd w:fill="f5f5f5" w:color="f5f5f5" w:val="solid"/>
+            <w:shd w:fill="ffffff" w:color="auto" w:val="clear"/>
           </w:tcPr>
           <w:p>
             <w:r>
               <w:rPr>
                 <w:rFonts w:ascii="Arial Unicode MS" w:hAnsi="Arial Unicode MS" w:cs="Arial Unicode MS" w:eastAsia="Arial Unicode MS"/>
-                <w:color w:val="444444"/>
+                <w:color w:val="000000"/>
                 <w:sz w:val="16"/>
                 <w:szCs w:val="16"/>
               </w:rPr>
@@ -1211,12 +1211,12 @@
         </w:tc>
         <w:tc>
           <w:tcPr>
-            <w:shd w:fill="f5f5f5" w:color="f5f5f5" w:val="solid"/>
-          </w:tcPr>
-          <w:p>
-            <w:r>
-              <w:rPr>
-                <w:color w:val="444444"/>
+            <w:shd w:fill="ffffff" w:color="auto" w:val="clear"/>
+          </w:tcPr>
+          <w:p>
+            <w:r>
+              <w:rPr>
+                <w:color w:val="000000"/>
                 <w:sz w:val="16"/>
                 <w:szCs w:val="16"/>
               </w:rPr>
@@ -1226,12 +1226,12 @@
         </w:tc>
         <w:tc>
           <w:tcPr>
-            <w:shd w:fill="f5f5f5" w:color="f5f5f5" w:val="solid"/>
-          </w:tcPr>
-          <w:p>
-            <w:r>
-              <w:rPr>
-                <w:color w:val="444444"/>
+            <w:shd w:fill="ffffff" w:color="auto" w:val="clear"/>
+          </w:tcPr>
+          <w:p>
+            <w:r>
+              <w:rPr>
+                <w:color w:val="000000"/>
                 <w:sz w:val="16"/>
                 <w:szCs w:val="16"/>
               </w:rPr>
